--- a/7 семестр/МиСИИ/ЛР 3/МиСИИ ЛР 3.docx
+++ b/7 семестр/МиСИИ/ЛР 3/МиСИИ ЛР 3.docx
@@ -509,7 +509,15 @@
         <w:t>овать</w:t>
       </w:r>
       <w:r>
-        <w:t xml:space="preserve"> A*-алгоритм на графе состояний, используя шаблон функции aStarSearch в файле search.py.</w:t>
+        <w:t xml:space="preserve"> A*-алгоритм на графе состояний, используя шаблон функции </w:t>
+      </w:r>
+      <w:proofErr w:type="spellStart"/>
+      <w:r>
+        <w:t>aStarSearch</w:t>
+      </w:r>
+      <w:proofErr w:type="spellEnd"/>
+      <w:r>
+        <w:t xml:space="preserve"> в файле search.py.</w:t>
       </w:r>
       <w:r>
         <w:t xml:space="preserve"> Протестировать свою реализацию A*-поиска на задаче поиска пути в лабиринте, используя эвристику манхэттенского расстояния</w:t>
@@ -533,7 +541,15 @@
         <w:t>овать</w:t>
       </w:r>
       <w:r>
-        <w:t xml:space="preserve"> задачу поиска углов, дописав участки кода в определении класса CornersProblem в файле searchAgents.py. </w:t>
+        <w:t xml:space="preserve"> задачу поиска углов, дописав участки кода в определении класса </w:t>
+      </w:r>
+      <w:proofErr w:type="spellStart"/>
+      <w:r>
+        <w:t>CornersProblem</w:t>
+      </w:r>
+      <w:proofErr w:type="spellEnd"/>
+      <w:r>
+        <w:t xml:space="preserve"> в файле searchAgents.py. </w:t>
       </w:r>
       <w:r>
         <w:t>В</w:t>
@@ -557,7 +573,23 @@
         <w:t>овать</w:t>
       </w:r>
       <w:r>
-        <w:t xml:space="preserve"> нетривиальную монотонную эвристику для задачи поиска углов в методе cornersHeuristic класса CornersProblem;</w:t>
+        <w:t xml:space="preserve"> нетривиальную монотонную эвристику для задачи поиска углов в методе </w:t>
+      </w:r>
+      <w:proofErr w:type="spellStart"/>
+      <w:r>
+        <w:t>cornersHeuristic</w:t>
+      </w:r>
+      <w:proofErr w:type="spellEnd"/>
+      <w:r>
+        <w:t xml:space="preserve"> класса </w:t>
+      </w:r>
+      <w:proofErr w:type="spellStart"/>
+      <w:r>
+        <w:t>CornersProblem</w:t>
+      </w:r>
+      <w:proofErr w:type="spellEnd"/>
+      <w:r>
+        <w:t>;</w:t>
       </w:r>
     </w:p>
     <w:p>
@@ -584,8 +616,21 @@
         <w:t>сать</w:t>
       </w:r>
       <w:r>
-        <w:t xml:space="preserve"> код функции foodHeuristic в файле searchAgents.py, определив монотонную (согласованную) эвристику для класса FoodSearchProblem</w:t>
-      </w:r>
+        <w:t xml:space="preserve"> код функции </w:t>
+      </w:r>
+      <w:proofErr w:type="spellStart"/>
+      <w:r>
+        <w:t>foodHeuristic</w:t>
+      </w:r>
+      <w:proofErr w:type="spellEnd"/>
+      <w:r>
+        <w:t xml:space="preserve"> в файле searchAgents.py, определив монотонную (согласованную) эвристику для класса </w:t>
+      </w:r>
+      <w:proofErr w:type="spellStart"/>
+      <w:r>
+        <w:t>FoodSearchProblem</w:t>
+      </w:r>
+      <w:proofErr w:type="spellEnd"/>
       <w:r>
         <w:rPr>
           <w:lang w:val="en-US"/>
@@ -610,12 +655,14 @@
       <w:r>
         <w:t xml:space="preserve"> </w:t>
       </w:r>
+      <w:proofErr w:type="spellStart"/>
       <w:r>
         <w:rPr>
           <w:lang w:val="en-US"/>
         </w:rPr>
         <w:t>ClosestDotSearchAgent</w:t>
       </w:r>
+      <w:proofErr w:type="spellEnd"/>
       <w:r>
         <w:t xml:space="preserve">, который всегда ест ближайшую гранулу. </w:t>
       </w:r>
@@ -631,30 +678,36 @@
       <w:r>
         <w:t xml:space="preserve"> функцию </w:t>
       </w:r>
+      <w:proofErr w:type="spellStart"/>
       <w:r>
         <w:rPr>
           <w:lang w:val="en-US"/>
         </w:rPr>
         <w:t>findPathToClosestDot</w:t>
       </w:r>
+      <w:proofErr w:type="spellEnd"/>
       <w:r>
         <w:t xml:space="preserve"> в </w:t>
       </w:r>
+      <w:proofErr w:type="spellStart"/>
       <w:r>
         <w:rPr>
           <w:lang w:val="en-US"/>
         </w:rPr>
         <w:t>searchAgents</w:t>
       </w:r>
+      <w:proofErr w:type="spellEnd"/>
       <w:r>
         <w:t>.</w:t>
       </w:r>
+      <w:proofErr w:type="spellStart"/>
       <w:r>
         <w:rPr>
           <w:lang w:val="en-US"/>
         </w:rPr>
         <w:t>py</w:t>
       </w:r>
+      <w:proofErr w:type="spellEnd"/>
       <w:r>
         <w:rPr>
           <w:lang w:val="en-US"/>
@@ -725,9 +778,11 @@
       <w:r>
         <w:t xml:space="preserve"> (</w:t>
       </w:r>
+      <w:proofErr w:type="spellStart"/>
       <w:r>
         <w:t>manhattanHeuristic</w:t>
       </w:r>
+      <w:proofErr w:type="spellEnd"/>
       <w:r>
         <w:t>)</w:t>
       </w:r>
@@ -816,9 +871,11 @@
       <w:r>
         <w:t xml:space="preserve">поиска пути на графе состояний. Для этого было написано тело функции </w:t>
       </w:r>
+      <w:proofErr w:type="spellStart"/>
       <w:r>
         <w:t>aStarSearch</w:t>
       </w:r>
+      <w:proofErr w:type="spellEnd"/>
       <w:r>
         <w:t xml:space="preserve"> в файле </w:t>
       </w:r>
@@ -902,6 +959,8 @@
         </w:rPr>
         <w:t xml:space="preserve">def </w:t>
       </w:r>
+      <w:proofErr w:type="spellStart"/>
+      <w:proofErr w:type="gramStart"/>
       <w:r>
         <w:rPr>
           <w:b/>
@@ -910,11 +969,19 @@
         </w:rPr>
         <w:t>aStarSearch</w:t>
       </w:r>
-      <w:r>
-        <w:rPr>
-          <w:lang w:val="en-US"/>
-        </w:rPr>
-        <w:t xml:space="preserve">(problem, </w:t>
+      <w:proofErr w:type="spellEnd"/>
+      <w:r>
+        <w:rPr>
+          <w:lang w:val="en-US"/>
+        </w:rPr>
+        <w:t>(</w:t>
+      </w:r>
+      <w:proofErr w:type="gramEnd"/>
+      <w:r>
+        <w:rPr>
+          <w:lang w:val="en-US"/>
+        </w:rPr>
+        <w:t xml:space="preserve">problem, </w:t>
       </w:r>
       <w:r>
         <w:rPr>
@@ -928,7 +995,21 @@
         <w:rPr>
           <w:lang w:val="en-US"/>
         </w:rPr>
-        <w:t>=nullHeuristic):</w:t>
+        <w:t>=</w:t>
+      </w:r>
+      <w:proofErr w:type="spellStart"/>
+      <w:r>
+        <w:rPr>
+          <w:lang w:val="en-US"/>
+        </w:rPr>
+        <w:t>nullHeuristic</w:t>
+      </w:r>
+      <w:proofErr w:type="spellEnd"/>
+      <w:r>
+        <w:rPr>
+          <w:lang w:val="en-US"/>
+        </w:rPr>
+        <w:t>):</w:t>
       </w:r>
     </w:p>
     <w:p>
@@ -964,7 +1045,13 @@
         </w:rPr>
       </w:pPr>
       <w:r>
-        <w:t xml:space="preserve">    """</w:t>
+        <w:t xml:space="preserve">    </w:t>
+      </w:r>
+      <w:r>
+        <w:rPr>
+          <w:lang w:val="en-US"/>
+        </w:rPr>
+        <w:t>"""</w:t>
       </w:r>
     </w:p>
     <w:p>
@@ -976,6 +1063,9 @@
         </w:rPr>
       </w:pPr>
       <w:r>
+        <w:rPr>
+          <w:lang w:val="en-US"/>
+        </w:rPr>
         <w:t xml:space="preserve">    </w:t>
       </w:r>
       <w:r>
@@ -990,6 +1080,8 @@
         </w:rPr>
         <w:t xml:space="preserve"> = </w:t>
       </w:r>
+      <w:proofErr w:type="spellStart"/>
+      <w:proofErr w:type="gramStart"/>
       <w:r>
         <w:rPr>
           <w:lang w:val="en-US"/>
@@ -1010,6 +1102,8 @@
         </w:rPr>
         <w:t>PriorityQueue</w:t>
       </w:r>
+      <w:proofErr w:type="spellEnd"/>
+      <w:proofErr w:type="gramEnd"/>
       <w:r>
         <w:rPr>
           <w:lang w:val="en-US"/>
@@ -1035,7 +1129,21 @@
         <w:rPr>
           <w:lang w:val="en-US"/>
         </w:rPr>
-        <w:t>CLOSED = set()</w:t>
+        <w:t xml:space="preserve">CLOSED = </w:t>
+      </w:r>
+      <w:proofErr w:type="gramStart"/>
+      <w:r>
+        <w:rPr>
+          <w:lang w:val="en-US"/>
+        </w:rPr>
+        <w:t>set(</w:t>
+      </w:r>
+      <w:proofErr w:type="gramEnd"/>
+      <w:r>
+        <w:rPr>
+          <w:lang w:val="en-US"/>
+        </w:rPr>
+        <w:t>)</w:t>
       </w:r>
     </w:p>
     <w:p>
@@ -1051,54 +1159,115 @@
       <w:pPr>
         <w:pStyle w:val="af"/>
         <w:jc w:val="left"/>
-        <w:rPr>
-          <w:lang w:val="en-US"/>
-        </w:rPr>
-      </w:pPr>
-      <w:r>
-        <w:rPr>
-          <w:lang w:val="en-US"/>
-        </w:rPr>
-        <w:t xml:space="preserve">    # определить стартовую вершину</w:t>
+      </w:pPr>
+      <w:r>
+        <w:rPr>
+          <w:lang w:val="en-US"/>
+        </w:rPr>
+        <w:t xml:space="preserve">    </w:t>
+      </w:r>
+      <w:r>
+        <w:t># определить стартовую вершину</w:t>
       </w:r>
     </w:p>
     <w:p>
       <w:pPr>
         <w:pStyle w:val="af"/>
         <w:jc w:val="left"/>
-        <w:rPr>
-          <w:lang w:val="en-US"/>
-        </w:rPr>
-      </w:pPr>
-      <w:r>
-        <w:rPr>
-          <w:lang w:val="en-US"/>
-        </w:rPr>
-        <w:t xml:space="preserve">    start = (problem.getStartState(), [], 0)</w:t>
+      </w:pPr>
+      <w:r>
+        <w:t xml:space="preserve">    </w:t>
+      </w:r>
+      <w:r>
+        <w:rPr>
+          <w:lang w:val="en-US"/>
+        </w:rPr>
+        <w:t>start</w:t>
+      </w:r>
+      <w:r>
+        <w:t xml:space="preserve"> = (</w:t>
+      </w:r>
+      <w:proofErr w:type="gramStart"/>
+      <w:r>
+        <w:rPr>
+          <w:lang w:val="en-US"/>
+        </w:rPr>
+        <w:t>problem</w:t>
+      </w:r>
+      <w:r>
+        <w:t>.</w:t>
+      </w:r>
+      <w:proofErr w:type="spellStart"/>
+      <w:r>
+        <w:rPr>
+          <w:lang w:val="en-US"/>
+        </w:rPr>
+        <w:t>getStartState</w:t>
+      </w:r>
+      <w:proofErr w:type="spellEnd"/>
+      <w:proofErr w:type="gramEnd"/>
+      <w:r>
+        <w:t>(), [], 0)</w:t>
       </w:r>
     </w:p>
     <w:p>
       <w:pPr>
         <w:pStyle w:val="af"/>
         <w:jc w:val="left"/>
-        <w:rPr>
-          <w:lang w:val="en-US"/>
-        </w:rPr>
-      </w:pPr>
-      <w:r>
-        <w:rPr>
-          <w:lang w:val="en-US"/>
-        </w:rPr>
-        <w:t xml:space="preserve">    #print("Start:", problem.getStartState())</w:t>
+      </w:pPr>
+      <w:r>
+        <w:t xml:space="preserve">    #</w:t>
+      </w:r>
+      <w:proofErr w:type="gramStart"/>
+      <w:r>
+        <w:rPr>
+          <w:lang w:val="en-US"/>
+        </w:rPr>
+        <w:t>print</w:t>
+      </w:r>
+      <w:r>
+        <w:t>(</w:t>
+      </w:r>
+      <w:proofErr w:type="gramEnd"/>
+      <w:r>
+        <w:t>"</w:t>
+      </w:r>
+      <w:r>
+        <w:rPr>
+          <w:lang w:val="en-US"/>
+        </w:rPr>
+        <w:t>Start</w:t>
+      </w:r>
+      <w:r>
+        <w:t xml:space="preserve">:", </w:t>
+      </w:r>
+      <w:proofErr w:type="gramStart"/>
+      <w:r>
+        <w:rPr>
+          <w:lang w:val="en-US"/>
+        </w:rPr>
+        <w:t>problem</w:t>
+      </w:r>
+      <w:r>
+        <w:t>.</w:t>
+      </w:r>
+      <w:proofErr w:type="spellStart"/>
+      <w:r>
+        <w:rPr>
+          <w:lang w:val="en-US"/>
+        </w:rPr>
+        <w:t>getStartState</w:t>
+      </w:r>
+      <w:proofErr w:type="spellEnd"/>
+      <w:proofErr w:type="gramEnd"/>
+      <w:r>
+        <w:t>())</w:t>
       </w:r>
     </w:p>
     <w:p>
       <w:pPr>
         <w:pStyle w:val="af"/>
         <w:jc w:val="left"/>
-        <w:rPr>
-          <w:lang w:val="en-US"/>
-        </w:rPr>
       </w:pPr>
     </w:p>
     <w:p>
@@ -1107,9 +1276,6 @@
         <w:jc w:val="left"/>
       </w:pPr>
       <w:r>
-        <w:rPr>
-          <w:lang w:val="en-US"/>
-        </w:rPr>
         <w:t xml:space="preserve">    </w:t>
       </w:r>
       <w:r>
@@ -1163,11 +1329,19 @@
       <w:r>
         <w:t xml:space="preserve">    </w:t>
       </w:r>
-      <w:r>
-        <w:rPr>
-          <w:lang w:val="en-US"/>
-        </w:rPr>
-        <w:t>OPEN.push(start, 0)</w:t>
+      <w:proofErr w:type="spellStart"/>
+      <w:r>
+        <w:rPr>
+          <w:lang w:val="en-US"/>
+        </w:rPr>
+        <w:t>OPEN.push</w:t>
+      </w:r>
+      <w:proofErr w:type="spellEnd"/>
+      <w:r>
+        <w:rPr>
+          <w:lang w:val="en-US"/>
+        </w:rPr>
+        <w:t>(start, 0)</w:t>
       </w:r>
     </w:p>
     <w:p>
@@ -1191,7 +1365,21 @@
         <w:rPr>
           <w:lang w:val="en-US"/>
         </w:rPr>
-        <w:t xml:space="preserve">    while not OPEN.isEmpty():</w:t>
+        <w:t xml:space="preserve">    while not </w:t>
+      </w:r>
+      <w:proofErr w:type="spellStart"/>
+      <w:r>
+        <w:rPr>
+          <w:lang w:val="en-US"/>
+        </w:rPr>
+        <w:t>OPEN.isEmpty</w:t>
+      </w:r>
+      <w:proofErr w:type="spellEnd"/>
+      <w:r>
+        <w:rPr>
+          <w:lang w:val="en-US"/>
+        </w:rPr>
+        <w:t>():</w:t>
       </w:r>
     </w:p>
     <w:p>
@@ -1206,7 +1394,29 @@
         <w:rPr>
           <w:lang w:val="en-US"/>
         </w:rPr>
-        <w:t xml:space="preserve">        node, path, cost = OPEN.pop()</w:t>
+        <w:t xml:space="preserve">        node, path, cost = </w:t>
+      </w:r>
+      <w:proofErr w:type="spellStart"/>
+      <w:proofErr w:type="gramStart"/>
+      <w:r>
+        <w:rPr>
+          <w:lang w:val="en-US"/>
+        </w:rPr>
+        <w:t>OPEN.pop</w:t>
+      </w:r>
+      <w:proofErr w:type="spellEnd"/>
+      <w:r>
+        <w:rPr>
+          <w:lang w:val="en-US"/>
+        </w:rPr>
+        <w:t>(</w:t>
+      </w:r>
+      <w:proofErr w:type="gramEnd"/>
+      <w:r>
+        <w:rPr>
+          <w:lang w:val="en-US"/>
+        </w:rPr>
+        <w:t>)</w:t>
       </w:r>
     </w:p>
     <w:p>
@@ -1230,7 +1440,23 @@
         <w:rPr>
           <w:lang w:val="en-US"/>
         </w:rPr>
-        <w:t xml:space="preserve">        if problem.isGoalState(node):</w:t>
+        <w:t xml:space="preserve">        if </w:t>
+      </w:r>
+      <w:proofErr w:type="spellStart"/>
+      <w:proofErr w:type="gramStart"/>
+      <w:r>
+        <w:rPr>
+          <w:lang w:val="en-US"/>
+        </w:rPr>
+        <w:t>problem.isGoalState</w:t>
+      </w:r>
+      <w:proofErr w:type="spellEnd"/>
+      <w:proofErr w:type="gramEnd"/>
+      <w:r>
+        <w:rPr>
+          <w:lang w:val="en-US"/>
+        </w:rPr>
+        <w:t>(node):</w:t>
       </w:r>
     </w:p>
     <w:p>
@@ -1245,7 +1471,21 @@
         <w:rPr>
           <w:lang w:val="en-US"/>
         </w:rPr>
-        <w:t xml:space="preserve">            # print("Path:", path)</w:t>
+        <w:t xml:space="preserve">            # </w:t>
+      </w:r>
+      <w:proofErr w:type="gramStart"/>
+      <w:r>
+        <w:rPr>
+          <w:lang w:val="en-US"/>
+        </w:rPr>
+        <w:t>print(</w:t>
+      </w:r>
+      <w:proofErr w:type="gramEnd"/>
+      <w:r>
+        <w:rPr>
+          <w:lang w:val="en-US"/>
+        </w:rPr>
+        <w:t>"Path:", path)</w:t>
       </w:r>
     </w:p>
     <w:p>
@@ -1300,7 +1540,21 @@
         <w:rPr>
           <w:lang w:val="en-US"/>
         </w:rPr>
-        <w:t xml:space="preserve">            CLOSED.add(node)</w:t>
+        <w:t xml:space="preserve">            </w:t>
+      </w:r>
+      <w:proofErr w:type="spellStart"/>
+      <w:r>
+        <w:rPr>
+          <w:lang w:val="en-US"/>
+        </w:rPr>
+        <w:t>CLOSED.add</w:t>
+      </w:r>
+      <w:proofErr w:type="spellEnd"/>
+      <w:r>
+        <w:rPr>
+          <w:lang w:val="en-US"/>
+        </w:rPr>
+        <w:t>(node)</w:t>
       </w:r>
     </w:p>
     <w:p>
@@ -1324,7 +1578,23 @@
         <w:rPr>
           <w:lang w:val="en-US"/>
         </w:rPr>
-        <w:t xml:space="preserve">            successors = problem.getSuccessors(node)</w:t>
+        <w:t xml:space="preserve">            successors = </w:t>
+      </w:r>
+      <w:proofErr w:type="spellStart"/>
+      <w:proofErr w:type="gramStart"/>
+      <w:r>
+        <w:rPr>
+          <w:lang w:val="en-US"/>
+        </w:rPr>
+        <w:t>problem.getSuccessors</w:t>
+      </w:r>
+      <w:proofErr w:type="spellEnd"/>
+      <w:proofErr w:type="gramEnd"/>
+      <w:r>
+        <w:rPr>
+          <w:lang w:val="en-US"/>
+        </w:rPr>
+        <w:t>(node)</w:t>
       </w:r>
     </w:p>
     <w:p>
@@ -1339,7 +1609,21 @@
         <w:rPr>
           <w:lang w:val="en-US"/>
         </w:rPr>
-        <w:t xml:space="preserve">            #print("Successors:", successors, " for node ", node)</w:t>
+        <w:t xml:space="preserve">            #</w:t>
+      </w:r>
+      <w:proofErr w:type="gramStart"/>
+      <w:r>
+        <w:rPr>
+          <w:lang w:val="en-US"/>
+        </w:rPr>
+        <w:t>print(</w:t>
+      </w:r>
+      <w:proofErr w:type="gramEnd"/>
+      <w:r>
+        <w:rPr>
+          <w:lang w:val="en-US"/>
+        </w:rPr>
+        <w:t>"Successors:", successors, " for node ", node)</w:t>
       </w:r>
     </w:p>
     <w:p>
@@ -1363,7 +1647,49 @@
         <w:rPr>
           <w:lang w:val="en-US"/>
         </w:rPr>
-        <w:t xml:space="preserve">            for child_node, child_direction, child_cost in successors:</w:t>
+        <w:t xml:space="preserve">            for </w:t>
+      </w:r>
+      <w:proofErr w:type="spellStart"/>
+      <w:r>
+        <w:rPr>
+          <w:lang w:val="en-US"/>
+        </w:rPr>
+        <w:t>child_node</w:t>
+      </w:r>
+      <w:proofErr w:type="spellEnd"/>
+      <w:r>
+        <w:rPr>
+          <w:lang w:val="en-US"/>
+        </w:rPr>
+        <w:t xml:space="preserve">, </w:t>
+      </w:r>
+      <w:proofErr w:type="spellStart"/>
+      <w:r>
+        <w:rPr>
+          <w:lang w:val="en-US"/>
+        </w:rPr>
+        <w:t>child_direction</w:t>
+      </w:r>
+      <w:proofErr w:type="spellEnd"/>
+      <w:r>
+        <w:rPr>
+          <w:lang w:val="en-US"/>
+        </w:rPr>
+        <w:t xml:space="preserve">, </w:t>
+      </w:r>
+      <w:proofErr w:type="spellStart"/>
+      <w:r>
+        <w:rPr>
+          <w:lang w:val="en-US"/>
+        </w:rPr>
+        <w:t>child_cost</w:t>
+      </w:r>
+      <w:proofErr w:type="spellEnd"/>
+      <w:r>
+        <w:rPr>
+          <w:lang w:val="en-US"/>
+        </w:rPr>
+        <w:t xml:space="preserve"> in successors:</w:t>
       </w:r>
     </w:p>
     <w:p>
@@ -1378,8 +1704,30 @@
         <w:rPr>
           <w:lang w:val="en-US"/>
         </w:rPr>
-        <w:t xml:space="preserve">                new_cost = cost + child_cost</w:t>
-      </w:r>
+        <w:t xml:space="preserve">                </w:t>
+      </w:r>
+      <w:proofErr w:type="spellStart"/>
+      <w:r>
+        <w:rPr>
+          <w:lang w:val="en-US"/>
+        </w:rPr>
+        <w:t>new_cost</w:t>
+      </w:r>
+      <w:proofErr w:type="spellEnd"/>
+      <w:r>
+        <w:rPr>
+          <w:lang w:val="en-US"/>
+        </w:rPr>
+        <w:t xml:space="preserve"> = cost + </w:t>
+      </w:r>
+      <w:proofErr w:type="spellStart"/>
+      <w:r>
+        <w:rPr>
+          <w:lang w:val="en-US"/>
+        </w:rPr>
+        <w:t>child_cost</w:t>
+      </w:r>
+      <w:proofErr w:type="spellEnd"/>
     </w:p>
     <w:p>
       <w:pPr>
@@ -1393,7 +1741,35 @@
         <w:rPr>
           <w:lang w:val="en-US"/>
         </w:rPr>
-        <w:t xml:space="preserve">                new_path = path + [child_direction]</w:t>
+        <w:t xml:space="preserve">                </w:t>
+      </w:r>
+      <w:proofErr w:type="spellStart"/>
+      <w:r>
+        <w:rPr>
+          <w:lang w:val="en-US"/>
+        </w:rPr>
+        <w:t>new_path</w:t>
+      </w:r>
+      <w:proofErr w:type="spellEnd"/>
+      <w:r>
+        <w:rPr>
+          <w:lang w:val="en-US"/>
+        </w:rPr>
+        <w:t xml:space="preserve"> = path + [</w:t>
+      </w:r>
+      <w:proofErr w:type="spellStart"/>
+      <w:r>
+        <w:rPr>
+          <w:lang w:val="en-US"/>
+        </w:rPr>
+        <w:t>child_direction</w:t>
+      </w:r>
+      <w:proofErr w:type="spellEnd"/>
+      <w:r>
+        <w:rPr>
+          <w:lang w:val="en-US"/>
+        </w:rPr>
+        <w:t>]</w:t>
       </w:r>
     </w:p>
     <w:p>
@@ -1408,7 +1784,63 @@
         <w:rPr>
           <w:lang w:val="en-US"/>
         </w:rPr>
-        <w:t xml:space="preserve">                new_node = (child_node, new_path, new_cost)</w:t>
+        <w:t xml:space="preserve">                </w:t>
+      </w:r>
+      <w:proofErr w:type="spellStart"/>
+      <w:r>
+        <w:rPr>
+          <w:lang w:val="en-US"/>
+        </w:rPr>
+        <w:t>new_node</w:t>
+      </w:r>
+      <w:proofErr w:type="spellEnd"/>
+      <w:r>
+        <w:rPr>
+          <w:lang w:val="en-US"/>
+        </w:rPr>
+        <w:t xml:space="preserve"> = (</w:t>
+      </w:r>
+      <w:proofErr w:type="spellStart"/>
+      <w:r>
+        <w:rPr>
+          <w:lang w:val="en-US"/>
+        </w:rPr>
+        <w:t>child_node</w:t>
+      </w:r>
+      <w:proofErr w:type="spellEnd"/>
+      <w:r>
+        <w:rPr>
+          <w:lang w:val="en-US"/>
+        </w:rPr>
+        <w:t xml:space="preserve">, </w:t>
+      </w:r>
+      <w:proofErr w:type="spellStart"/>
+      <w:r>
+        <w:rPr>
+          <w:lang w:val="en-US"/>
+        </w:rPr>
+        <w:t>new_path</w:t>
+      </w:r>
+      <w:proofErr w:type="spellEnd"/>
+      <w:r>
+        <w:rPr>
+          <w:lang w:val="en-US"/>
+        </w:rPr>
+        <w:t xml:space="preserve">, </w:t>
+      </w:r>
+      <w:proofErr w:type="spellStart"/>
+      <w:r>
+        <w:rPr>
+          <w:lang w:val="en-US"/>
+        </w:rPr>
+        <w:t>new_cost</w:t>
+      </w:r>
+      <w:proofErr w:type="spellEnd"/>
+      <w:r>
+        <w:rPr>
+          <w:lang w:val="en-US"/>
+        </w:rPr>
+        <w:t>)</w:t>
       </w:r>
     </w:p>
     <w:p>
@@ -1423,7 +1855,14 @@
         <w:rPr>
           <w:lang w:val="en-US"/>
         </w:rPr>
-        <w:t xml:space="preserve">                OPEN.</w:t>
+        <w:t xml:space="preserve">                </w:t>
+      </w:r>
+      <w:proofErr w:type="spellStart"/>
+      <w:r>
+        <w:rPr>
+          <w:lang w:val="en-US"/>
+        </w:rPr>
+        <w:t>OPEN.</w:t>
       </w:r>
       <w:r>
         <w:rPr>
@@ -1433,11 +1872,40 @@
         </w:rPr>
         <w:t>update</w:t>
       </w:r>
-      <w:r>
-        <w:rPr>
-          <w:lang w:val="en-US"/>
-        </w:rPr>
-        <w:t xml:space="preserve">(new_node, new_cost </w:t>
+      <w:proofErr w:type="spellEnd"/>
+      <w:r>
+        <w:rPr>
+          <w:lang w:val="en-US"/>
+        </w:rPr>
+        <w:t>(</w:t>
+      </w:r>
+      <w:proofErr w:type="spellStart"/>
+      <w:r>
+        <w:rPr>
+          <w:lang w:val="en-US"/>
+        </w:rPr>
+        <w:t>new_node</w:t>
+      </w:r>
+      <w:proofErr w:type="spellEnd"/>
+      <w:r>
+        <w:rPr>
+          <w:lang w:val="en-US"/>
+        </w:rPr>
+        <w:t xml:space="preserve">, </w:t>
+      </w:r>
+      <w:proofErr w:type="spellStart"/>
+      <w:r>
+        <w:rPr>
+          <w:lang w:val="en-US"/>
+        </w:rPr>
+        <w:t>new_cost</w:t>
+      </w:r>
+      <w:proofErr w:type="spellEnd"/>
+      <w:r>
+        <w:rPr>
+          <w:lang w:val="en-US"/>
+        </w:rPr>
+        <w:t xml:space="preserve"> </w:t>
       </w:r>
       <w:r>
         <w:rPr>
@@ -1445,7 +1913,35 @@
           <w:bCs/>
           <w:lang w:val="en-US"/>
         </w:rPr>
-        <w:t>+ heuristic(child_node, problem)</w:t>
+        <w:t xml:space="preserve">+ </w:t>
+      </w:r>
+      <w:proofErr w:type="gramStart"/>
+      <w:r>
+        <w:rPr>
+          <w:b/>
+          <w:bCs/>
+          <w:lang w:val="en-US"/>
+        </w:rPr>
+        <w:t>heuristic(</w:t>
+      </w:r>
+      <w:proofErr w:type="spellStart"/>
+      <w:proofErr w:type="gramEnd"/>
+      <w:r>
+        <w:rPr>
+          <w:b/>
+          <w:bCs/>
+          <w:lang w:val="en-US"/>
+        </w:rPr>
+        <w:t>child_node</w:t>
+      </w:r>
+      <w:proofErr w:type="spellEnd"/>
+      <w:r>
+        <w:rPr>
+          <w:b/>
+          <w:bCs/>
+          <w:lang w:val="en-US"/>
+        </w:rPr>
+        <w:t>, problem)</w:t>
       </w:r>
       <w:r>
         <w:rPr>
@@ -1472,10 +1968,21 @@
         <w:rPr>
           <w:lang w:val="en-US"/>
         </w:rPr>
-        <w:t xml:space="preserve">    return</w:t>
-      </w:r>
-      <w:r>
-        <w:t>[]</w:t>
+        <w:t xml:space="preserve">    </w:t>
+      </w:r>
+      <w:proofErr w:type="gramStart"/>
+      <w:r>
+        <w:rPr>
+          <w:lang w:val="en-US"/>
+        </w:rPr>
+        <w:t>return</w:t>
+      </w:r>
+      <w:r>
+        <w:t>[</w:t>
+      </w:r>
+      <w:proofErr w:type="gramEnd"/>
+      <w:r>
+        <w:t>]</w:t>
       </w:r>
     </w:p>
     <w:p/>
@@ -1483,9 +1990,11 @@
       <w:r>
         <w:t xml:space="preserve">Реализация алгоритма практически идентична поиску по критерию стоимости за тем исключением, что приоритет дочерних узлом вычисляется с учётом эвристической функции, которая передаётся через параметр </w:t>
       </w:r>
+      <w:proofErr w:type="spellStart"/>
       <w:r>
         <w:t>heuristic</w:t>
       </w:r>
+      <w:proofErr w:type="spellEnd"/>
       <w:r>
         <w:t>.</w:t>
       </w:r>
@@ -1723,9 +2232,11 @@
       <w:r>
         <w:t xml:space="preserve">писаны методы класса </w:t>
       </w:r>
+      <w:proofErr w:type="spellStart"/>
       <w:r>
         <w:t>CornersProblem</w:t>
       </w:r>
+      <w:proofErr w:type="spellEnd"/>
       <w:r>
         <w:t>, описывающего задачу</w:t>
       </w:r>
@@ -1803,35 +2314,79 @@
         <w:rPr>
           <w:lang w:val="en-US"/>
         </w:rPr>
-        <w:t xml:space="preserve"> CornersProblem</w:t>
-      </w:r>
-    </w:p>
-    <w:p>
-      <w:pPr>
-        <w:pStyle w:val="af"/>
-        <w:rPr>
-          <w:lang w:val="en-US"/>
-        </w:rPr>
-      </w:pPr>
-      <w:r>
-        <w:rPr>
-          <w:lang w:val="en-US"/>
-        </w:rPr>
-        <w:t>def __init__(self, startingGameState):</w:t>
+        <w:t xml:space="preserve"> </w:t>
+      </w:r>
+      <w:proofErr w:type="spellStart"/>
+      <w:r>
+        <w:rPr>
+          <w:lang w:val="en-US"/>
+        </w:rPr>
+        <w:t>CornersProblem</w:t>
+      </w:r>
+      <w:proofErr w:type="spellEnd"/>
+    </w:p>
+    <w:p>
+      <w:pPr>
+        <w:pStyle w:val="af"/>
+        <w:rPr>
+          <w:lang w:val="en-US"/>
+        </w:rPr>
+      </w:pPr>
+      <w:r>
+        <w:rPr>
+          <w:lang w:val="en-US"/>
+        </w:rPr>
+        <w:t>def __</w:t>
+      </w:r>
+      <w:proofErr w:type="spellStart"/>
+      <w:r>
+        <w:rPr>
+          <w:lang w:val="en-US"/>
+        </w:rPr>
+        <w:t>init</w:t>
+      </w:r>
+      <w:proofErr w:type="spellEnd"/>
+      <w:r>
+        <w:rPr>
+          <w:lang w:val="en-US"/>
+        </w:rPr>
+        <w:t>_</w:t>
+      </w:r>
+      <w:proofErr w:type="gramStart"/>
+      <w:r>
+        <w:rPr>
+          <w:lang w:val="en-US"/>
+        </w:rPr>
+        <w:t>_(</w:t>
+      </w:r>
+      <w:proofErr w:type="gramEnd"/>
+      <w:r>
+        <w:rPr>
+          <w:lang w:val="en-US"/>
+        </w:rPr>
+        <w:t xml:space="preserve">self, </w:t>
+      </w:r>
+      <w:proofErr w:type="spellStart"/>
+      <w:r>
+        <w:rPr>
+          <w:lang w:val="en-US"/>
+        </w:rPr>
+        <w:t>startingGameState</w:t>
+      </w:r>
+      <w:proofErr w:type="spellEnd"/>
+      <w:r>
+        <w:rPr>
+          <w:lang w:val="en-US"/>
+        </w:rPr>
+        <w:t>):</w:t>
       </w:r>
     </w:p>
     <w:p>
       <w:pPr>
         <w:pStyle w:val="af"/>
         <w:ind w:left="707"/>
-        <w:rPr>
-          <w:lang w:val="en-US"/>
-        </w:rPr>
-      </w:pPr>
-      <w:r>
-        <w:rPr>
-          <w:lang w:val="en-US"/>
-        </w:rPr>
+      </w:pPr>
+      <w:r>
         <w:t>"""</w:t>
       </w:r>
     </w:p>
@@ -1841,7 +2396,15 @@
         <w:ind w:left="707"/>
       </w:pPr>
       <w:r>
-        <w:t>Хранит стены, исходную позицию Пакмана и углы.</w:t>
+        <w:t xml:space="preserve">Хранит стены, исходную позицию </w:t>
+      </w:r>
+      <w:proofErr w:type="spellStart"/>
+      <w:r>
+        <w:t>Пакмана</w:t>
+      </w:r>
+      <w:proofErr w:type="spellEnd"/>
+      <w:r>
+        <w:t xml:space="preserve"> и углы.</w:t>
       </w:r>
     </w:p>
     <w:p>
@@ -1867,11 +2430,35 @@
           <w:lang w:val="en-US"/>
         </w:rPr>
       </w:pPr>
-      <w:r>
-        <w:rPr>
-          <w:lang w:val="en-US"/>
-        </w:rPr>
-        <w:t>self.walls = startingGameState.getWalls()</w:t>
+      <w:proofErr w:type="spellStart"/>
+      <w:proofErr w:type="gramStart"/>
+      <w:r>
+        <w:rPr>
+          <w:lang w:val="en-US"/>
+        </w:rPr>
+        <w:t>self.walls</w:t>
+      </w:r>
+      <w:proofErr w:type="spellEnd"/>
+      <w:proofErr w:type="gramEnd"/>
+      <w:r>
+        <w:rPr>
+          <w:lang w:val="en-US"/>
+        </w:rPr>
+        <w:t xml:space="preserve"> = </w:t>
+      </w:r>
+      <w:proofErr w:type="spellStart"/>
+      <w:r>
+        <w:rPr>
+          <w:lang w:val="en-US"/>
+        </w:rPr>
+        <w:t>startingGameState.getWalls</w:t>
+      </w:r>
+      <w:proofErr w:type="spellEnd"/>
+      <w:r>
+        <w:rPr>
+          <w:lang w:val="en-US"/>
+        </w:rPr>
+        <w:t>()</w:t>
       </w:r>
     </w:p>
     <w:p>
@@ -1882,11 +2469,35 @@
           <w:lang w:val="en-US"/>
         </w:rPr>
       </w:pPr>
-      <w:r>
-        <w:rPr>
-          <w:lang w:val="en-US"/>
-        </w:rPr>
-        <w:t>self.startingPosition = startingGameState.getPacmanPosition()</w:t>
+      <w:proofErr w:type="spellStart"/>
+      <w:proofErr w:type="gramStart"/>
+      <w:r>
+        <w:rPr>
+          <w:lang w:val="en-US"/>
+        </w:rPr>
+        <w:t>self.startingPosition</w:t>
+      </w:r>
+      <w:proofErr w:type="spellEnd"/>
+      <w:proofErr w:type="gramEnd"/>
+      <w:r>
+        <w:rPr>
+          <w:lang w:val="en-US"/>
+        </w:rPr>
+        <w:t xml:space="preserve"> = </w:t>
+      </w:r>
+      <w:proofErr w:type="spellStart"/>
+      <w:r>
+        <w:rPr>
+          <w:lang w:val="en-US"/>
+        </w:rPr>
+        <w:t>startingGameState.getPacmanPosition</w:t>
+      </w:r>
+      <w:proofErr w:type="spellEnd"/>
+      <w:r>
+        <w:rPr>
+          <w:lang w:val="en-US"/>
+        </w:rPr>
+        <w:t>()</w:t>
       </w:r>
     </w:p>
     <w:p>
@@ -1901,7 +2512,35 @@
         <w:rPr>
           <w:lang w:val="en-US"/>
         </w:rPr>
-        <w:t>top, right = self.walls.height-2, self.walls.width-2</w:t>
+        <w:t xml:space="preserve">top, right = </w:t>
+      </w:r>
+      <w:proofErr w:type="gramStart"/>
+      <w:r>
+        <w:rPr>
+          <w:lang w:val="en-US"/>
+        </w:rPr>
+        <w:t>self.walls</w:t>
+      </w:r>
+      <w:proofErr w:type="gramEnd"/>
+      <w:r>
+        <w:rPr>
+          <w:lang w:val="en-US"/>
+        </w:rPr>
+        <w:t xml:space="preserve">.height-2, </w:t>
+      </w:r>
+      <w:proofErr w:type="gramStart"/>
+      <w:r>
+        <w:rPr>
+          <w:lang w:val="en-US"/>
+        </w:rPr>
+        <w:t>self.walls</w:t>
+      </w:r>
+      <w:proofErr w:type="gramEnd"/>
+      <w:r>
+        <w:rPr>
+          <w:lang w:val="en-US"/>
+        </w:rPr>
+        <w:t>.width-2</w:t>
       </w:r>
     </w:p>
     <w:p>
@@ -1920,11 +2559,35 @@
           <w:lang w:val="en-US"/>
         </w:rPr>
       </w:pPr>
-      <w:r>
-        <w:rPr>
-          <w:lang w:val="en-US"/>
-        </w:rPr>
-        <w:t>self.corners = ((1,1), (1,top), (right, 1), (right, top))</w:t>
+      <w:proofErr w:type="spellStart"/>
+      <w:proofErr w:type="gramStart"/>
+      <w:r>
+        <w:rPr>
+          <w:lang w:val="en-US"/>
+        </w:rPr>
+        <w:t>self.corners</w:t>
+      </w:r>
+      <w:proofErr w:type="spellEnd"/>
+      <w:proofErr w:type="gramEnd"/>
+      <w:r>
+        <w:rPr>
+          <w:lang w:val="en-US"/>
+        </w:rPr>
+        <w:t xml:space="preserve"> = ((1,1), (</w:t>
+      </w:r>
+      <w:proofErr w:type="gramStart"/>
+      <w:r>
+        <w:rPr>
+          <w:lang w:val="en-US"/>
+        </w:rPr>
+        <w:t>1,top</w:t>
+      </w:r>
+      <w:proofErr w:type="gramEnd"/>
+      <w:r>
+        <w:rPr>
+          <w:lang w:val="en-US"/>
+        </w:rPr>
+        <w:t>), (right, 1), (right, top))</w:t>
       </w:r>
     </w:p>
     <w:p>
@@ -1939,7 +2602,23 @@
         <w:rPr>
           <w:lang w:val="en-US"/>
         </w:rPr>
-        <w:t>for corner in self.corners:</w:t>
+        <w:t xml:space="preserve">for corner in </w:t>
+      </w:r>
+      <w:proofErr w:type="spellStart"/>
+      <w:proofErr w:type="gramStart"/>
+      <w:r>
+        <w:rPr>
+          <w:lang w:val="en-US"/>
+        </w:rPr>
+        <w:t>self.corners</w:t>
+      </w:r>
+      <w:proofErr w:type="spellEnd"/>
+      <w:proofErr w:type="gramEnd"/>
+      <w:r>
+        <w:rPr>
+          <w:lang w:val="en-US"/>
+        </w:rPr>
+        <w:t>:</w:t>
       </w:r>
     </w:p>
     <w:p>
@@ -1954,7 +2633,21 @@
         <w:rPr>
           <w:lang w:val="en-US"/>
         </w:rPr>
-        <w:t>if not startingGameState.hasFood(*corner):</w:t>
+        <w:t xml:space="preserve">if not </w:t>
+      </w:r>
+      <w:proofErr w:type="spellStart"/>
+      <w:r>
+        <w:rPr>
+          <w:lang w:val="en-US"/>
+        </w:rPr>
+        <w:t>startingGameState.hasFood</w:t>
+      </w:r>
+      <w:proofErr w:type="spellEnd"/>
+      <w:r>
+        <w:rPr>
+          <w:lang w:val="en-US"/>
+        </w:rPr>
+        <w:t>(*corner):</w:t>
       </w:r>
     </w:p>
     <w:p>
@@ -1965,11 +2658,19 @@
           <w:lang w:val="en-US"/>
         </w:rPr>
       </w:pPr>
-      <w:r>
-        <w:rPr>
-          <w:lang w:val="en-US"/>
-        </w:rPr>
-        <w:t>print('Warning: no food in corner ' + str(corner))</w:t>
+      <w:proofErr w:type="gramStart"/>
+      <w:r>
+        <w:rPr>
+          <w:lang w:val="en-US"/>
+        </w:rPr>
+        <w:t>print(</w:t>
+      </w:r>
+      <w:proofErr w:type="gramEnd"/>
+      <w:r>
+        <w:rPr>
+          <w:lang w:val="en-US"/>
+        </w:rPr>
+        <w:t>'Warning: no food in corner ' + str(corner))</w:t>
       </w:r>
     </w:p>
     <w:p>
@@ -1985,8 +2686,23 @@
         <w:pStyle w:val="af"/>
         <w:ind w:left="707"/>
       </w:pPr>
-      <w:r>
-        <w:t>self._expanded = 0 # НЕ МЕНЯЙТЕ; Количество раскрытых поисковых узлов</w:t>
+      <w:proofErr w:type="spellStart"/>
+      <w:proofErr w:type="gramStart"/>
+      <w:r>
+        <w:t>self</w:t>
+      </w:r>
+      <w:proofErr w:type="spellEnd"/>
+      <w:r>
+        <w:t>._</w:t>
+      </w:r>
+      <w:proofErr w:type="spellStart"/>
+      <w:proofErr w:type="gramEnd"/>
+      <w:r>
+        <w:t>expanded</w:t>
+      </w:r>
+      <w:proofErr w:type="spellEnd"/>
+      <w:r>
+        <w:t xml:space="preserve"> = 0 # НЕ МЕНЯЙТЕ; Количество раскрытых поисковых узлов</w:t>
       </w:r>
     </w:p>
     <w:p>
@@ -2004,139 +2720,36 @@
           <w:lang w:val="en-US"/>
         </w:rPr>
       </w:pPr>
+      <w:proofErr w:type="spellStart"/>
+      <w:proofErr w:type="gramStart"/>
       <w:r>
         <w:rPr>
           <w:b/>
           <w:bCs/>
           <w:lang w:val="en-US"/>
         </w:rPr>
-        <w:t>self.startingGameState = startingGameState</w:t>
-      </w:r>
-    </w:p>
-    <w:p>
-      <w:pPr>
-        <w:rPr>
-          <w:lang w:val="en-US"/>
-        </w:rPr>
-      </w:pPr>
-    </w:p>
-    <w:p>
-      <w:pPr>
-        <w:rPr>
-          <w:lang w:val="en-US"/>
-        </w:rPr>
-      </w:pPr>
-      <w:r>
-        <w:t>Листинг</w:t>
-      </w:r>
-      <w:r>
-        <w:rPr>
-          <w:lang w:val="en-US"/>
-        </w:rPr>
-        <w:t xml:space="preserve"> 3.3.2 </w:t>
-      </w:r>
-      <w:r>
-        <w:sym w:font="Symbol" w:char="F02D"/>
-      </w:r>
-      <w:r>
-        <w:rPr>
-          <w:lang w:val="en-US"/>
-        </w:rPr>
-        <w:t xml:space="preserve"> </w:t>
-      </w:r>
-      <w:r>
-        <w:t>Код</w:t>
-      </w:r>
-      <w:r>
-        <w:rPr>
-          <w:lang w:val="en-US"/>
-        </w:rPr>
-        <w:t xml:space="preserve"> </w:t>
-      </w:r>
-      <w:r>
-        <w:t>функции</w:t>
-      </w:r>
-      <w:r>
-        <w:rPr>
-          <w:lang w:val="en-US"/>
-        </w:rPr>
-        <w:t xml:space="preserve"> getStartState()</w:t>
-      </w:r>
-    </w:p>
-    <w:p>
-      <w:pPr>
-        <w:pStyle w:val="af"/>
-      </w:pPr>
-      <w:r>
-        <w:t>def getStartState(self):</w:t>
-      </w:r>
-    </w:p>
-    <w:p>
-      <w:pPr>
-        <w:pStyle w:val="af"/>
-        <w:ind w:left="707"/>
-      </w:pPr>
-      <w:r>
-        <w:t>"""</w:t>
-      </w:r>
-    </w:p>
-    <w:p>
-      <w:pPr>
-        <w:pStyle w:val="af"/>
-        <w:ind w:left="707"/>
-      </w:pPr>
-      <w:r>
-        <w:t xml:space="preserve">Возвращает начальное состояние (в вашем пространстве состояний, а </w:t>
-      </w:r>
-    </w:p>
-    <w:p>
-      <w:pPr>
-        <w:pStyle w:val="af"/>
-        <w:ind w:left="707"/>
-      </w:pPr>
-      <w:r>
-        <w:t>не в полном пространстве состояний игры Pacman)</w:t>
-      </w:r>
-    </w:p>
-    <w:p>
-      <w:pPr>
-        <w:pStyle w:val="af"/>
-        <w:ind w:left="707"/>
-        <w:rPr>
-          <w:lang w:val="en-US"/>
-        </w:rPr>
-      </w:pPr>
-      <w:r>
-        <w:rPr>
-          <w:lang w:val="en-US"/>
-        </w:rPr>
-        <w:t>"""</w:t>
-      </w:r>
-    </w:p>
-    <w:p>
-      <w:pPr>
-        <w:pStyle w:val="af"/>
-        <w:ind w:firstLine="1416"/>
+        <w:t>self.startingGameState</w:t>
+      </w:r>
+      <w:proofErr w:type="spellEnd"/>
+      <w:proofErr w:type="gramEnd"/>
+      <w:r>
         <w:rPr>
           <w:b/>
           <w:bCs/>
           <w:lang w:val="en-US"/>
         </w:rPr>
-      </w:pPr>
-      <w:r>
-        <w:rPr>
-          <w:lang w:val="en-US"/>
-        </w:rPr>
-        <w:t xml:space="preserve">return </w:t>
-      </w:r>
+        <w:t xml:space="preserve"> = </w:t>
+      </w:r>
+      <w:proofErr w:type="spellStart"/>
       <w:r>
         <w:rPr>
           <w:b/>
           <w:bCs/>
           <w:lang w:val="en-US"/>
         </w:rPr>
-        <w:t>self.startingPosition</w:t>
-      </w:r>
+        <w:t>startingGameState</w:t>
+      </w:r>
+      <w:proofErr w:type="spellEnd"/>
     </w:p>
     <w:p>
       <w:pPr>
@@ -2158,7 +2771,7 @@
         <w:rPr>
           <w:lang w:val="en-US"/>
         </w:rPr>
-        <w:t xml:space="preserve"> 3.3.3 </w:t>
+        <w:t xml:space="preserve"> 3.3.2 </w:t>
       </w:r>
       <w:r>
         <w:sym w:font="Symbol" w:char="F02D"/>
@@ -2185,15 +2798,58 @@
         <w:rPr>
           <w:lang w:val="en-US"/>
         </w:rPr>
-        <w:t xml:space="preserve"> isGoalState()</w:t>
-      </w:r>
-    </w:p>
-    <w:p>
-      <w:pPr>
-        <w:pStyle w:val="af"/>
-      </w:pPr>
-      <w:r>
-        <w:t>def isGoalState(self, state):</w:t>
+        <w:t xml:space="preserve"> </w:t>
+      </w:r>
+      <w:proofErr w:type="spellStart"/>
+      <w:proofErr w:type="gramStart"/>
+      <w:r>
+        <w:rPr>
+          <w:lang w:val="en-US"/>
+        </w:rPr>
+        <w:t>getStartState</w:t>
+      </w:r>
+      <w:proofErr w:type="spellEnd"/>
+      <w:r>
+        <w:rPr>
+          <w:lang w:val="en-US"/>
+        </w:rPr>
+        <w:t>(</w:t>
+      </w:r>
+      <w:proofErr w:type="gramEnd"/>
+      <w:r>
+        <w:rPr>
+          <w:lang w:val="en-US"/>
+        </w:rPr>
+        <w:t>)</w:t>
+      </w:r>
+    </w:p>
+    <w:p>
+      <w:pPr>
+        <w:pStyle w:val="af"/>
+      </w:pPr>
+      <w:proofErr w:type="spellStart"/>
+      <w:r>
+        <w:t>def</w:t>
+      </w:r>
+      <w:proofErr w:type="spellEnd"/>
+      <w:r>
+        <w:t xml:space="preserve"> </w:t>
+      </w:r>
+      <w:proofErr w:type="spellStart"/>
+      <w:r>
+        <w:t>getStartState</w:t>
+      </w:r>
+      <w:proofErr w:type="spellEnd"/>
+      <w:r>
+        <w:t>(</w:t>
+      </w:r>
+      <w:proofErr w:type="spellStart"/>
+      <w:r>
+        <w:t>self</w:t>
+      </w:r>
+      <w:proofErr w:type="spellEnd"/>
+      <w:r>
+        <w:t>):</w:t>
       </w:r>
     </w:p>
     <w:p>
@@ -2211,13 +2867,30 @@
         <w:ind w:left="707"/>
       </w:pPr>
       <w:r>
-        <w:t>Проверяет, является ли это состояние поиска целевым состоянием задачи.</w:t>
+        <w:t xml:space="preserve">Возвращает начальное состояние (в вашем пространстве состояний, а </w:t>
       </w:r>
     </w:p>
     <w:p>
       <w:pPr>
         <w:pStyle w:val="af"/>
         <w:ind w:left="707"/>
+      </w:pPr>
+      <w:r>
+        <w:t xml:space="preserve">не в полном пространстве состояний игры </w:t>
+      </w:r>
+      <w:proofErr w:type="spellStart"/>
+      <w:r>
+        <w:t>Pacman</w:t>
+      </w:r>
+      <w:proofErr w:type="spellEnd"/>
+      <w:r>
+        <w:t>)</w:t>
+      </w:r>
+    </w:p>
+    <w:p>
+      <w:pPr>
+        <w:pStyle w:val="af"/>
+        <w:ind w:left="707"/>
         <w:rPr>
           <w:lang w:val="en-US"/>
         </w:rPr>
@@ -2232,376 +2905,97 @@
     <w:p>
       <w:pPr>
         <w:pStyle w:val="af"/>
-        <w:ind w:left="707"/>
-        <w:rPr>
-          <w:lang w:val="en-US"/>
-        </w:rPr>
-      </w:pPr>
-      <w:r>
-        <w:rPr>
-          <w:lang w:val="en-US"/>
-        </w:rPr>
-        <w:t xml:space="preserve">return </w:t>
-      </w:r>
-      <w:r>
+        <w:ind w:firstLine="1416"/>
         <w:rPr>
           <w:b/>
           <w:bCs/>
           <w:lang w:val="en-US"/>
         </w:rPr>
-        <w:t>len(state[1]) == len(self.corners)</w:t>
-      </w:r>
-    </w:p>
-    <w:p>
-      <w:pPr>
-        <w:rPr>
-          <w:lang w:val="en-US"/>
-        </w:rPr>
-      </w:pPr>
-    </w:p>
-    <w:p>
-      <w:pPr>
-        <w:rPr>
-          <w:lang w:val="en-US"/>
-        </w:rPr>
-      </w:pPr>
-      <w:r>
-        <w:t>Листинг</w:t>
-      </w:r>
-      <w:r>
-        <w:rPr>
-          <w:lang w:val="en-US"/>
-        </w:rPr>
-        <w:t xml:space="preserve"> 3.3.4 </w:t>
-      </w:r>
-      <w:r>
-        <w:sym w:font="Symbol" w:char="F02D"/>
-      </w:r>
-      <w:r>
-        <w:rPr>
-          <w:lang w:val="en-US"/>
-        </w:rPr>
-        <w:t xml:space="preserve"> </w:t>
-      </w:r>
-      <w:r>
-        <w:t>Код</w:t>
-      </w:r>
-      <w:r>
-        <w:rPr>
-          <w:lang w:val="en-US"/>
-        </w:rPr>
-        <w:t xml:space="preserve"> </w:t>
-      </w:r>
-      <w:r>
-        <w:t>функции</w:t>
-      </w:r>
-      <w:r>
-        <w:rPr>
-          <w:lang w:val="en-US"/>
-        </w:rPr>
-        <w:t xml:space="preserve"> getSuccessors()</w:t>
-      </w:r>
-    </w:p>
-    <w:p>
-      <w:pPr>
-        <w:pStyle w:val="af"/>
-        <w:rPr>
-          <w:lang w:val="en-US"/>
-        </w:rPr>
-      </w:pPr>
-      <w:r>
-        <w:rPr>
-          <w:lang w:val="en-US"/>
-        </w:rPr>
-        <w:t>def</w:t>
-      </w:r>
-      <w:r>
-        <w:rPr>
-          <w:lang w:val="en-US"/>
-        </w:rPr>
-        <w:t xml:space="preserve"> </w:t>
-      </w:r>
-      <w:r>
-        <w:rPr>
-          <w:lang w:val="en-US"/>
-        </w:rPr>
-        <w:t>getSuccessors</w:t>
-      </w:r>
-      <w:r>
-        <w:rPr>
-          <w:lang w:val="en-US"/>
-        </w:rPr>
-        <w:t>(</w:t>
-      </w:r>
-      <w:r>
-        <w:rPr>
-          <w:lang w:val="en-US"/>
-        </w:rPr>
-        <w:t>self</w:t>
-      </w:r>
-      <w:r>
-        <w:rPr>
-          <w:lang w:val="en-US"/>
-        </w:rPr>
-        <w:t xml:space="preserve">, </w:t>
-      </w:r>
-      <w:r>
-        <w:rPr>
-          <w:lang w:val="en-US"/>
-        </w:rPr>
-        <w:t>state</w:t>
-      </w:r>
-      <w:r>
-        <w:rPr>
-          <w:lang w:val="en-US"/>
-        </w:rPr>
-        <w:t>):</w:t>
-      </w:r>
-    </w:p>
-    <w:p>
-      <w:pPr>
-        <w:pStyle w:val="af"/>
-        <w:rPr>
-          <w:lang w:val="en-US"/>
-        </w:rPr>
-      </w:pPr>
-      <w:r>
-        <w:rPr>
-          <w:lang w:val="en-US"/>
-        </w:rPr>
-        <w:t xml:space="preserve">    successors = []</w:t>
-      </w:r>
-    </w:p>
-    <w:p>
-      <w:pPr>
-        <w:pStyle w:val="af"/>
-        <w:rPr>
-          <w:lang w:val="en-US"/>
-        </w:rPr>
-      </w:pPr>
-      <w:r>
-        <w:rPr>
-          <w:lang w:val="en-US"/>
-        </w:rPr>
-        <w:t xml:space="preserve">    for action in [Directions.NORTH, Directions.SOUTH, Directions.EAST, Directions.WEST]:</w:t>
-      </w:r>
-    </w:p>
-    <w:p>
-      <w:pPr>
-        <w:pStyle w:val="af"/>
-        <w:rPr>
-          <w:lang w:val="en-US"/>
-        </w:rPr>
-      </w:pPr>
-      <w:r>
-        <w:rPr>
-          <w:lang w:val="en-US"/>
-        </w:rPr>
-        <w:lastRenderedPageBreak/>
-        <w:t xml:space="preserve">        x, y = state[0]</w:t>
-      </w:r>
-    </w:p>
-    <w:p>
-      <w:pPr>
-        <w:pStyle w:val="af"/>
-        <w:rPr>
-          <w:lang w:val="en-US"/>
-        </w:rPr>
-      </w:pPr>
-      <w:r>
-        <w:rPr>
-          <w:lang w:val="en-US"/>
-        </w:rPr>
-        <w:t xml:space="preserve">        dx, dy = Actions.directionToVector(action)</w:t>
-      </w:r>
-    </w:p>
-    <w:p>
-      <w:pPr>
-        <w:pStyle w:val="af"/>
-        <w:rPr>
-          <w:lang w:val="en-US"/>
-        </w:rPr>
-      </w:pPr>
-      <w:r>
-        <w:rPr>
-          <w:lang w:val="en-US"/>
-        </w:rPr>
-        <w:t xml:space="preserve">        nextx, nexty = int(x + dx), int(y + dy)</w:t>
-      </w:r>
-    </w:p>
-    <w:p>
-      <w:pPr>
-        <w:pStyle w:val="af"/>
-        <w:rPr>
-          <w:lang w:val="en-US"/>
-        </w:rPr>
-      </w:pPr>
-      <w:r>
-        <w:rPr>
-          <w:lang w:val="en-US"/>
-        </w:rPr>
-        <w:t xml:space="preserve">        hitsWall = self.walls[nextx][nexty]</w:t>
-      </w:r>
-    </w:p>
-    <w:p>
-      <w:pPr>
-        <w:pStyle w:val="af"/>
-        <w:ind w:firstLine="0"/>
-        <w:rPr>
-          <w:lang w:val="en-US"/>
-        </w:rPr>
-      </w:pPr>
-    </w:p>
-    <w:p>
-      <w:pPr>
-        <w:pStyle w:val="af"/>
-      </w:pPr>
-      <w:r>
-        <w:rPr>
-          <w:lang w:val="en-US"/>
-        </w:rPr>
-        <w:t xml:space="preserve">        </w:t>
-      </w:r>
-      <w:r>
-        <w:t># если новое состояние не ведёт в стену</w:t>
-      </w:r>
-    </w:p>
-    <w:p>
-      <w:pPr>
-        <w:pStyle w:val="af"/>
-        <w:rPr>
-          <w:lang w:val="en-US"/>
-        </w:rPr>
-      </w:pPr>
-      <w:r>
-        <w:t xml:space="preserve">        </w:t>
-      </w:r>
-      <w:r>
-        <w:rPr>
-          <w:lang w:val="en-US"/>
-        </w:rPr>
-        <w:t>if not hitsWall:</w:t>
-      </w:r>
-    </w:p>
-    <w:p>
-      <w:pPr>
-        <w:pStyle w:val="af"/>
-        <w:rPr>
-          <w:lang w:val="en-US"/>
-        </w:rPr>
-      </w:pPr>
-      <w:r>
-        <w:rPr>
-          <w:lang w:val="en-US"/>
-        </w:rPr>
-        <w:t xml:space="preserve">            next_position = (nextx, nexty)</w:t>
-      </w:r>
-    </w:p>
-    <w:p>
-      <w:pPr>
-        <w:pStyle w:val="af"/>
-        <w:rPr>
-          <w:lang w:val="en-US"/>
-        </w:rPr>
-      </w:pPr>
-      <w:r>
-        <w:rPr>
-          <w:lang w:val="en-US"/>
-        </w:rPr>
-        <w:t xml:space="preserve">            new_state = (next_position, state[1])</w:t>
-      </w:r>
-    </w:p>
-    <w:p>
-      <w:pPr>
-        <w:pStyle w:val="af"/>
-        <w:rPr>
-          <w:lang w:val="en-US"/>
-        </w:rPr>
-      </w:pPr>
-    </w:p>
-    <w:p>
-      <w:pPr>
-        <w:pStyle w:val="af"/>
-      </w:pPr>
-      <w:r>
-        <w:rPr>
-          <w:lang w:val="en-US"/>
-        </w:rPr>
-        <w:t xml:space="preserve">           </w:t>
-      </w:r>
-      <w:r>
-        <w:t># если новое состояние ведёт в угол</w:t>
-      </w:r>
-    </w:p>
-    <w:p>
-      <w:pPr>
-        <w:pStyle w:val="af"/>
-        <w:rPr>
-          <w:lang w:val="en-US"/>
-        </w:rPr>
-      </w:pPr>
-      <w:r>
-        <w:t xml:space="preserve">           </w:t>
-      </w:r>
-      <w:r>
-        <w:rPr>
-          <w:lang w:val="en-US"/>
-        </w:rPr>
-        <w:t>if next_position in self.corners:</w:t>
-      </w:r>
-    </w:p>
-    <w:p>
-      <w:pPr>
-        <w:pStyle w:val="af"/>
-      </w:pPr>
-      <w:r>
-        <w:rPr>
-          <w:lang w:val="en-US"/>
-        </w:rPr>
-        <w:t xml:space="preserve">               </w:t>
-      </w:r>
-      <w:r>
-        <w:t># если этот угол ещё не посещён</w:t>
-      </w:r>
-    </w:p>
-    <w:p>
-      <w:pPr>
-        <w:pStyle w:val="af"/>
-        <w:rPr>
-          <w:lang w:val="en-US"/>
-        </w:rPr>
-      </w:pPr>
-      <w:r>
-        <w:t xml:space="preserve">               </w:t>
-      </w:r>
-      <w:r>
-        <w:rPr>
-          <w:lang w:val="en-US"/>
-        </w:rPr>
-        <w:t>if next_position not in state[1]:</w:t>
-      </w:r>
-    </w:p>
-    <w:p>
-      <w:pPr>
-        <w:pStyle w:val="af"/>
-        <w:rPr>
-          <w:lang w:val="en-US"/>
-        </w:rPr>
-      </w:pPr>
-      <w:r>
-        <w:rPr>
-          <w:lang w:val="en-US"/>
-        </w:rPr>
-        <w:t xml:space="preserve">                  new_state = (next_position, </w:t>
-      </w:r>
+      </w:pPr>
+      <w:r>
+        <w:rPr>
+          <w:lang w:val="en-US"/>
+        </w:rPr>
+        <w:t xml:space="preserve">return </w:t>
+      </w:r>
+      <w:proofErr w:type="spellStart"/>
+      <w:proofErr w:type="gramStart"/>
       <w:r>
         <w:rPr>
           <w:b/>
           <w:bCs/>
           <w:lang w:val="en-US"/>
         </w:rPr>
-        <w:t>state[1] + (next_position, )</w:t>
-      </w:r>
+        <w:t>self.startingPosition</w:t>
+      </w:r>
+      <w:proofErr w:type="spellEnd"/>
+      <w:proofErr w:type="gramEnd"/>
+    </w:p>
+    <w:p>
+      <w:pPr>
+        <w:rPr>
+          <w:lang w:val="en-US"/>
+        </w:rPr>
+      </w:pPr>
+    </w:p>
+    <w:p>
+      <w:pPr>
+        <w:rPr>
+          <w:lang w:val="en-US"/>
+        </w:rPr>
+      </w:pPr>
+      <w:r>
+        <w:t>Листинг</w:t>
+      </w:r>
+      <w:r>
+        <w:rPr>
+          <w:lang w:val="en-US"/>
+        </w:rPr>
+        <w:t xml:space="preserve"> 3.3.3 </w:t>
+      </w:r>
+      <w:r>
+        <w:sym w:font="Symbol" w:char="F02D"/>
+      </w:r>
+      <w:r>
+        <w:rPr>
+          <w:lang w:val="en-US"/>
+        </w:rPr>
+        <w:t xml:space="preserve"> </w:t>
+      </w:r>
+      <w:r>
+        <w:t>Код</w:t>
+      </w:r>
+      <w:r>
+        <w:rPr>
+          <w:lang w:val="en-US"/>
+        </w:rPr>
+        <w:t xml:space="preserve"> </w:t>
+      </w:r>
+      <w:r>
+        <w:t>функции</w:t>
+      </w:r>
+      <w:r>
+        <w:rPr>
+          <w:lang w:val="en-US"/>
+        </w:rPr>
+        <w:t xml:space="preserve"> </w:t>
+      </w:r>
+      <w:proofErr w:type="spellStart"/>
+      <w:proofErr w:type="gramStart"/>
+      <w:r>
+        <w:rPr>
+          <w:lang w:val="en-US"/>
+        </w:rPr>
+        <w:t>isGoalState</w:t>
+      </w:r>
+      <w:proofErr w:type="spellEnd"/>
+      <w:r>
+        <w:rPr>
+          <w:lang w:val="en-US"/>
+        </w:rPr>
+        <w:t>(</w:t>
+      </w:r>
+      <w:proofErr w:type="gramEnd"/>
       <w:r>
         <w:rPr>
           <w:lang w:val="en-US"/>
@@ -2612,99 +3006,1085 @@
     <w:p>
       <w:pPr>
         <w:pStyle w:val="af"/>
-        <w:rPr>
-          <w:lang w:val="en-US"/>
-        </w:rPr>
-      </w:pPr>
-    </w:p>
-    <w:p>
-      <w:pPr>
-        <w:pStyle w:val="af"/>
-      </w:pPr>
-      <w:r>
-        <w:rPr>
-          <w:lang w:val="en-US"/>
-        </w:rPr>
-        <w:t xml:space="preserve">           </w:t>
-      </w:r>
-      <w:r>
-        <w:t># добавить это состояние в преемники</w:t>
-      </w:r>
-    </w:p>
-    <w:p>
-      <w:pPr>
-        <w:pStyle w:val="af"/>
-      </w:pPr>
-      <w:r>
-        <w:t xml:space="preserve">           </w:t>
-      </w:r>
-      <w:r>
-        <w:rPr>
-          <w:lang w:val="en-US"/>
-        </w:rPr>
-        <w:t>successors</w:t>
-      </w:r>
-      <w:r>
-        <w:t>.</w:t>
-      </w:r>
-      <w:r>
-        <w:rPr>
-          <w:lang w:val="en-US"/>
-        </w:rPr>
-        <w:t>append</w:t>
-      </w:r>
+      </w:pPr>
+      <w:proofErr w:type="spellStart"/>
+      <w:r>
+        <w:t>def</w:t>
+      </w:r>
+      <w:proofErr w:type="spellEnd"/>
+      <w:r>
+        <w:t xml:space="preserve"> </w:t>
+      </w:r>
+      <w:proofErr w:type="spellStart"/>
+      <w:proofErr w:type="gramStart"/>
+      <w:r>
+        <w:t>isGoalState</w:t>
+      </w:r>
+      <w:proofErr w:type="spellEnd"/>
       <w:r>
         <w:t>(</w:t>
       </w:r>
+      <w:proofErr w:type="spellStart"/>
+      <w:proofErr w:type="gramEnd"/>
+      <w:r>
+        <w:t>self</w:t>
+      </w:r>
+      <w:proofErr w:type="spellEnd"/>
+      <w:r>
+        <w:t xml:space="preserve">, </w:t>
+      </w:r>
+      <w:proofErr w:type="spellStart"/>
+      <w:r>
+        <w:t>state</w:t>
+      </w:r>
+      <w:proofErr w:type="spellEnd"/>
+      <w:r>
+        <w:t>):</w:t>
+      </w:r>
+    </w:p>
+    <w:p>
+      <w:pPr>
+        <w:pStyle w:val="af"/>
+        <w:ind w:left="707"/>
+      </w:pPr>
+      <w:r>
+        <w:t>"""</w:t>
+      </w:r>
+    </w:p>
+    <w:p>
+      <w:pPr>
+        <w:pStyle w:val="af"/>
+        <w:ind w:left="707"/>
+      </w:pPr>
+      <w:r>
+        <w:t>Проверяет, является ли это состояние поиска целевым состоянием задачи.</w:t>
+      </w:r>
+    </w:p>
+    <w:p>
+      <w:pPr>
+        <w:pStyle w:val="af"/>
+        <w:ind w:left="707"/>
+        <w:rPr>
+          <w:lang w:val="en-US"/>
+        </w:rPr>
+      </w:pPr>
+      <w:r>
+        <w:rPr>
+          <w:lang w:val="en-US"/>
+        </w:rPr>
+        <w:t>"""</w:t>
+      </w:r>
+    </w:p>
+    <w:p>
+      <w:pPr>
+        <w:pStyle w:val="af"/>
+        <w:ind w:left="707"/>
+        <w:rPr>
+          <w:lang w:val="en-US"/>
+        </w:rPr>
+      </w:pPr>
+      <w:r>
+        <w:rPr>
+          <w:lang w:val="en-US"/>
+        </w:rPr>
+        <w:t xml:space="preserve">return </w:t>
+      </w:r>
+      <w:proofErr w:type="spellStart"/>
       <w:r>
         <w:rPr>
           <w:b/>
           <w:bCs/>
-        </w:rPr>
-        <w:t>(</w:t>
-      </w:r>
+          <w:lang w:val="en-US"/>
+        </w:rPr>
+        <w:t>len</w:t>
+      </w:r>
+      <w:proofErr w:type="spellEnd"/>
       <w:r>
         <w:rPr>
           <w:b/>
           <w:bCs/>
           <w:lang w:val="en-US"/>
         </w:rPr>
-        <w:t>new</w:t>
-      </w:r>
+        <w:t>(</w:t>
+      </w:r>
+      <w:proofErr w:type="gramStart"/>
       <w:r>
         <w:rPr>
           <w:b/>
           <w:bCs/>
-        </w:rPr>
-        <w:t>_</w:t>
-      </w:r>
+          <w:lang w:val="en-US"/>
+        </w:rPr>
+        <w:t>state[</w:t>
+      </w:r>
+      <w:proofErr w:type="gramEnd"/>
       <w:r>
         <w:rPr>
           <w:b/>
           <w:bCs/>
           <w:lang w:val="en-US"/>
         </w:rPr>
-        <w:t>state</w:t>
-      </w:r>
+        <w:t xml:space="preserve">1]) == </w:t>
+      </w:r>
+      <w:proofErr w:type="spellStart"/>
       <w:r>
         <w:rPr>
           <w:b/>
           <w:bCs/>
-        </w:rPr>
-        <w:t xml:space="preserve">, </w:t>
-      </w:r>
+          <w:lang w:val="en-US"/>
+        </w:rPr>
+        <w:t>len</w:t>
+      </w:r>
+      <w:proofErr w:type="spellEnd"/>
       <w:r>
         <w:rPr>
           <w:b/>
           <w:bCs/>
           <w:lang w:val="en-US"/>
         </w:rPr>
-        <w:t>action</w:t>
-      </w:r>
+        <w:t>(</w:t>
+      </w:r>
+      <w:proofErr w:type="spellStart"/>
+      <w:proofErr w:type="gramStart"/>
       <w:r>
         <w:rPr>
           <w:b/>
           <w:bCs/>
+          <w:lang w:val="en-US"/>
+        </w:rPr>
+        <w:t>self.corners</w:t>
+      </w:r>
+      <w:proofErr w:type="spellEnd"/>
+      <w:proofErr w:type="gramEnd"/>
+      <w:r>
+        <w:rPr>
+          <w:b/>
+          <w:bCs/>
+          <w:lang w:val="en-US"/>
+        </w:rPr>
+        <w:t>)</w:t>
+      </w:r>
+    </w:p>
+    <w:p>
+      <w:pPr>
+        <w:rPr>
+          <w:lang w:val="en-US"/>
+        </w:rPr>
+      </w:pPr>
+    </w:p>
+    <w:p>
+      <w:pPr>
+        <w:rPr>
+          <w:lang w:val="en-US"/>
+        </w:rPr>
+      </w:pPr>
+      <w:r>
+        <w:t>Листинг</w:t>
+      </w:r>
+      <w:r>
+        <w:rPr>
+          <w:lang w:val="en-US"/>
+        </w:rPr>
+        <w:t xml:space="preserve"> 3.3.4 </w:t>
+      </w:r>
+      <w:r>
+        <w:sym w:font="Symbol" w:char="F02D"/>
+      </w:r>
+      <w:r>
+        <w:rPr>
+          <w:lang w:val="en-US"/>
+        </w:rPr>
+        <w:t xml:space="preserve"> </w:t>
+      </w:r>
+      <w:r>
+        <w:t>Код</w:t>
+      </w:r>
+      <w:r>
+        <w:rPr>
+          <w:lang w:val="en-US"/>
+        </w:rPr>
+        <w:t xml:space="preserve"> </w:t>
+      </w:r>
+      <w:r>
+        <w:t>функции</w:t>
+      </w:r>
+      <w:r>
+        <w:rPr>
+          <w:lang w:val="en-US"/>
+        </w:rPr>
+        <w:t xml:space="preserve"> </w:t>
+      </w:r>
+      <w:proofErr w:type="spellStart"/>
+      <w:proofErr w:type="gramStart"/>
+      <w:r>
+        <w:rPr>
+          <w:lang w:val="en-US"/>
+        </w:rPr>
+        <w:t>getSuccessors</w:t>
+      </w:r>
+      <w:proofErr w:type="spellEnd"/>
+      <w:r>
+        <w:rPr>
+          <w:lang w:val="en-US"/>
+        </w:rPr>
+        <w:t>(</w:t>
+      </w:r>
+      <w:proofErr w:type="gramEnd"/>
+      <w:r>
+        <w:rPr>
+          <w:lang w:val="en-US"/>
+        </w:rPr>
+        <w:t>)</w:t>
+      </w:r>
+    </w:p>
+    <w:p>
+      <w:pPr>
+        <w:pStyle w:val="af"/>
+        <w:rPr>
+          <w:lang w:val="en-US"/>
+        </w:rPr>
+      </w:pPr>
+      <w:r>
+        <w:rPr>
+          <w:lang w:val="en-US"/>
+        </w:rPr>
+        <w:t>def</w:t>
+      </w:r>
+      <w:r>
+        <w:rPr>
+          <w:lang w:val="en-US"/>
+        </w:rPr>
+        <w:t xml:space="preserve"> </w:t>
+      </w:r>
+      <w:proofErr w:type="spellStart"/>
+      <w:proofErr w:type="gramStart"/>
+      <w:r>
+        <w:rPr>
+          <w:lang w:val="en-US"/>
+        </w:rPr>
+        <w:t>getSuccessors</w:t>
+      </w:r>
+      <w:proofErr w:type="spellEnd"/>
+      <w:r>
+        <w:rPr>
+          <w:lang w:val="en-US"/>
+        </w:rPr>
+        <w:t>(</w:t>
+      </w:r>
+      <w:proofErr w:type="gramEnd"/>
+      <w:r>
+        <w:rPr>
+          <w:lang w:val="en-US"/>
+        </w:rPr>
+        <w:t>self</w:t>
+      </w:r>
+      <w:r>
+        <w:rPr>
+          <w:lang w:val="en-US"/>
+        </w:rPr>
+        <w:t xml:space="preserve">, </w:t>
+      </w:r>
+      <w:r>
+        <w:rPr>
+          <w:lang w:val="en-US"/>
+        </w:rPr>
+        <w:t>state</w:t>
+      </w:r>
+      <w:r>
+        <w:rPr>
+          <w:lang w:val="en-US"/>
+        </w:rPr>
+        <w:t>):</w:t>
+      </w:r>
+    </w:p>
+    <w:p>
+      <w:pPr>
+        <w:pStyle w:val="af"/>
+        <w:rPr>
+          <w:lang w:val="en-US"/>
+        </w:rPr>
+      </w:pPr>
+      <w:r>
+        <w:rPr>
+          <w:lang w:val="en-US"/>
+        </w:rPr>
+        <w:t xml:space="preserve">    successors = []</w:t>
+      </w:r>
+    </w:p>
+    <w:p>
+      <w:pPr>
+        <w:pStyle w:val="af"/>
+        <w:rPr>
+          <w:lang w:val="en-US"/>
+        </w:rPr>
+      </w:pPr>
+      <w:r>
+        <w:rPr>
+          <w:lang w:val="en-US"/>
+        </w:rPr>
+        <w:t xml:space="preserve">    for action in [</w:t>
+      </w:r>
+      <w:proofErr w:type="spellStart"/>
+      <w:r>
+        <w:rPr>
+          <w:lang w:val="en-US"/>
+        </w:rPr>
+        <w:t>Directions.NORTH</w:t>
+      </w:r>
+      <w:proofErr w:type="spellEnd"/>
+      <w:r>
+        <w:rPr>
+          <w:lang w:val="en-US"/>
+        </w:rPr>
+        <w:t xml:space="preserve">, </w:t>
+      </w:r>
+      <w:proofErr w:type="spellStart"/>
+      <w:r>
+        <w:rPr>
+          <w:lang w:val="en-US"/>
+        </w:rPr>
+        <w:t>Directions.SOUTH</w:t>
+      </w:r>
+      <w:proofErr w:type="spellEnd"/>
+      <w:r>
+        <w:rPr>
+          <w:lang w:val="en-US"/>
+        </w:rPr>
+        <w:t xml:space="preserve">, </w:t>
+      </w:r>
+      <w:proofErr w:type="spellStart"/>
+      <w:r>
+        <w:rPr>
+          <w:lang w:val="en-US"/>
+        </w:rPr>
+        <w:t>Directions.EAST</w:t>
+      </w:r>
+      <w:proofErr w:type="spellEnd"/>
+      <w:r>
+        <w:rPr>
+          <w:lang w:val="en-US"/>
+        </w:rPr>
+        <w:t xml:space="preserve">, </w:t>
+      </w:r>
+      <w:proofErr w:type="spellStart"/>
+      <w:r>
+        <w:rPr>
+          <w:lang w:val="en-US"/>
+        </w:rPr>
+        <w:t>Directions.WEST</w:t>
+      </w:r>
+      <w:proofErr w:type="spellEnd"/>
+      <w:r>
+        <w:rPr>
+          <w:lang w:val="en-US"/>
+        </w:rPr>
+        <w:t>]:</w:t>
+      </w:r>
+    </w:p>
+    <w:p>
+      <w:pPr>
+        <w:pStyle w:val="af"/>
+        <w:rPr>
+          <w:lang w:val="en-US"/>
+        </w:rPr>
+      </w:pPr>
+      <w:r>
+        <w:rPr>
+          <w:lang w:val="en-US"/>
+        </w:rPr>
+        <w:lastRenderedPageBreak/>
+        <w:t xml:space="preserve">        x, y = </w:t>
+      </w:r>
+      <w:proofErr w:type="gramStart"/>
+      <w:r>
+        <w:rPr>
+          <w:lang w:val="en-US"/>
+        </w:rPr>
+        <w:t>state[</w:t>
+      </w:r>
+      <w:proofErr w:type="gramEnd"/>
+      <w:r>
+        <w:rPr>
+          <w:lang w:val="en-US"/>
+        </w:rPr>
+        <w:t>0]</w:t>
+      </w:r>
+    </w:p>
+    <w:p>
+      <w:pPr>
+        <w:pStyle w:val="af"/>
+        <w:rPr>
+          <w:lang w:val="en-US"/>
+        </w:rPr>
+      </w:pPr>
+      <w:r>
+        <w:rPr>
+          <w:lang w:val="en-US"/>
+        </w:rPr>
+        <w:t xml:space="preserve">        dx, </w:t>
+      </w:r>
+      <w:proofErr w:type="spellStart"/>
+      <w:r>
+        <w:rPr>
+          <w:lang w:val="en-US"/>
+        </w:rPr>
+        <w:t>dy</w:t>
+      </w:r>
+      <w:proofErr w:type="spellEnd"/>
+      <w:r>
+        <w:rPr>
+          <w:lang w:val="en-US"/>
+        </w:rPr>
+        <w:t xml:space="preserve"> = </w:t>
+      </w:r>
+      <w:proofErr w:type="spellStart"/>
+      <w:r>
+        <w:rPr>
+          <w:lang w:val="en-US"/>
+        </w:rPr>
+        <w:t>Actions.directionToVector</w:t>
+      </w:r>
+      <w:proofErr w:type="spellEnd"/>
+      <w:r>
+        <w:rPr>
+          <w:lang w:val="en-US"/>
+        </w:rPr>
+        <w:t>(action)</w:t>
+      </w:r>
+    </w:p>
+    <w:p>
+      <w:pPr>
+        <w:pStyle w:val="af"/>
+        <w:rPr>
+          <w:lang w:val="en-US"/>
+        </w:rPr>
+      </w:pPr>
+      <w:r>
+        <w:rPr>
+          <w:lang w:val="en-US"/>
+        </w:rPr>
+        <w:t xml:space="preserve">        </w:t>
+      </w:r>
+      <w:proofErr w:type="spellStart"/>
+      <w:r>
+        <w:rPr>
+          <w:lang w:val="en-US"/>
+        </w:rPr>
+        <w:t>nextx</w:t>
+      </w:r>
+      <w:proofErr w:type="spellEnd"/>
+      <w:r>
+        <w:rPr>
+          <w:lang w:val="en-US"/>
+        </w:rPr>
+        <w:t xml:space="preserve">, </w:t>
+      </w:r>
+      <w:proofErr w:type="spellStart"/>
+      <w:r>
+        <w:rPr>
+          <w:lang w:val="en-US"/>
+        </w:rPr>
+        <w:t>nexty</w:t>
+      </w:r>
+      <w:proofErr w:type="spellEnd"/>
+      <w:r>
+        <w:rPr>
+          <w:lang w:val="en-US"/>
+        </w:rPr>
+        <w:t xml:space="preserve"> = </w:t>
+      </w:r>
+      <w:proofErr w:type="gramStart"/>
+      <w:r>
+        <w:rPr>
+          <w:lang w:val="en-US"/>
+        </w:rPr>
+        <w:t>int(</w:t>
+      </w:r>
+      <w:proofErr w:type="gramEnd"/>
+      <w:r>
+        <w:rPr>
+          <w:lang w:val="en-US"/>
+        </w:rPr>
+        <w:t xml:space="preserve">x + dx), </w:t>
+      </w:r>
+      <w:proofErr w:type="gramStart"/>
+      <w:r>
+        <w:rPr>
+          <w:lang w:val="en-US"/>
+        </w:rPr>
+        <w:t>int(</w:t>
+      </w:r>
+      <w:proofErr w:type="gramEnd"/>
+      <w:r>
+        <w:rPr>
+          <w:lang w:val="en-US"/>
+        </w:rPr>
+        <w:t xml:space="preserve">y + </w:t>
+      </w:r>
+      <w:proofErr w:type="spellStart"/>
+      <w:r>
+        <w:rPr>
+          <w:lang w:val="en-US"/>
+        </w:rPr>
+        <w:t>dy</w:t>
+      </w:r>
+      <w:proofErr w:type="spellEnd"/>
+      <w:r>
+        <w:rPr>
+          <w:lang w:val="en-US"/>
+        </w:rPr>
+        <w:t>)</w:t>
+      </w:r>
+    </w:p>
+    <w:p>
+      <w:pPr>
+        <w:pStyle w:val="af"/>
+        <w:rPr>
+          <w:lang w:val="en-US"/>
+        </w:rPr>
+      </w:pPr>
+      <w:r>
+        <w:rPr>
+          <w:lang w:val="en-US"/>
+        </w:rPr>
+        <w:t xml:space="preserve">        </w:t>
+      </w:r>
+      <w:proofErr w:type="spellStart"/>
+      <w:r>
+        <w:rPr>
+          <w:lang w:val="en-US"/>
+        </w:rPr>
+        <w:t>hitsWall</w:t>
+      </w:r>
+      <w:proofErr w:type="spellEnd"/>
+      <w:r>
+        <w:rPr>
+          <w:lang w:val="en-US"/>
+        </w:rPr>
+        <w:t xml:space="preserve"> = </w:t>
+      </w:r>
+      <w:proofErr w:type="spellStart"/>
+      <w:proofErr w:type="gramStart"/>
+      <w:r>
+        <w:rPr>
+          <w:lang w:val="en-US"/>
+        </w:rPr>
+        <w:t>self.walls</w:t>
+      </w:r>
+      <w:proofErr w:type="spellEnd"/>
+      <w:proofErr w:type="gramEnd"/>
+      <w:r>
+        <w:rPr>
+          <w:lang w:val="en-US"/>
+        </w:rPr>
+        <w:t>[</w:t>
+      </w:r>
+      <w:proofErr w:type="spellStart"/>
+      <w:r>
+        <w:rPr>
+          <w:lang w:val="en-US"/>
+        </w:rPr>
+        <w:t>nextx</w:t>
+      </w:r>
+      <w:proofErr w:type="spellEnd"/>
+      <w:r>
+        <w:rPr>
+          <w:lang w:val="en-US"/>
+        </w:rPr>
+        <w:t>][</w:t>
+      </w:r>
+      <w:proofErr w:type="spellStart"/>
+      <w:r>
+        <w:rPr>
+          <w:lang w:val="en-US"/>
+        </w:rPr>
+        <w:t>nexty</w:t>
+      </w:r>
+      <w:proofErr w:type="spellEnd"/>
+      <w:r>
+        <w:rPr>
+          <w:lang w:val="en-US"/>
+        </w:rPr>
+        <w:t>]</w:t>
+      </w:r>
+    </w:p>
+    <w:p>
+      <w:pPr>
+        <w:pStyle w:val="af"/>
+        <w:ind w:firstLine="0"/>
+        <w:rPr>
+          <w:lang w:val="en-US"/>
+        </w:rPr>
+      </w:pPr>
+    </w:p>
+    <w:p>
+      <w:pPr>
+        <w:pStyle w:val="af"/>
+      </w:pPr>
+      <w:r>
+        <w:rPr>
+          <w:lang w:val="en-US"/>
+        </w:rPr>
+        <w:t xml:space="preserve">        </w:t>
+      </w:r>
+      <w:r>
+        <w:t># если новое состояние не ведёт в стену</w:t>
+      </w:r>
+    </w:p>
+    <w:p>
+      <w:pPr>
+        <w:pStyle w:val="af"/>
+        <w:rPr>
+          <w:lang w:val="en-US"/>
+        </w:rPr>
+      </w:pPr>
+      <w:r>
+        <w:t xml:space="preserve">        </w:t>
+      </w:r>
+      <w:r>
+        <w:rPr>
+          <w:lang w:val="en-US"/>
+        </w:rPr>
+        <w:t xml:space="preserve">if not </w:t>
+      </w:r>
+      <w:proofErr w:type="spellStart"/>
+      <w:r>
+        <w:rPr>
+          <w:lang w:val="en-US"/>
+        </w:rPr>
+        <w:t>hitsWall</w:t>
+      </w:r>
+      <w:proofErr w:type="spellEnd"/>
+      <w:r>
+        <w:rPr>
+          <w:lang w:val="en-US"/>
+        </w:rPr>
+        <w:t>:</w:t>
+      </w:r>
+    </w:p>
+    <w:p>
+      <w:pPr>
+        <w:pStyle w:val="af"/>
+        <w:rPr>
+          <w:lang w:val="en-US"/>
+        </w:rPr>
+      </w:pPr>
+      <w:r>
+        <w:rPr>
+          <w:lang w:val="en-US"/>
+        </w:rPr>
+        <w:t xml:space="preserve">            </w:t>
+      </w:r>
+      <w:proofErr w:type="spellStart"/>
+      <w:r>
+        <w:rPr>
+          <w:lang w:val="en-US"/>
+        </w:rPr>
+        <w:t>next_position</w:t>
+      </w:r>
+      <w:proofErr w:type="spellEnd"/>
+      <w:r>
+        <w:rPr>
+          <w:lang w:val="en-US"/>
+        </w:rPr>
+        <w:t xml:space="preserve"> = (</w:t>
+      </w:r>
+      <w:proofErr w:type="spellStart"/>
+      <w:r>
+        <w:rPr>
+          <w:lang w:val="en-US"/>
+        </w:rPr>
+        <w:t>nextx</w:t>
+      </w:r>
+      <w:proofErr w:type="spellEnd"/>
+      <w:r>
+        <w:rPr>
+          <w:lang w:val="en-US"/>
+        </w:rPr>
+        <w:t xml:space="preserve">, </w:t>
+      </w:r>
+      <w:proofErr w:type="spellStart"/>
+      <w:r>
+        <w:rPr>
+          <w:lang w:val="en-US"/>
+        </w:rPr>
+        <w:t>nexty</w:t>
+      </w:r>
+      <w:proofErr w:type="spellEnd"/>
+      <w:r>
+        <w:rPr>
+          <w:lang w:val="en-US"/>
+        </w:rPr>
+        <w:t>)</w:t>
+      </w:r>
+    </w:p>
+    <w:p>
+      <w:pPr>
+        <w:pStyle w:val="af"/>
+        <w:rPr>
+          <w:lang w:val="en-US"/>
+        </w:rPr>
+      </w:pPr>
+      <w:r>
+        <w:rPr>
+          <w:lang w:val="en-US"/>
+        </w:rPr>
+        <w:t xml:space="preserve">            </w:t>
+      </w:r>
+      <w:proofErr w:type="spellStart"/>
+      <w:r>
+        <w:rPr>
+          <w:lang w:val="en-US"/>
+        </w:rPr>
+        <w:t>new_state</w:t>
+      </w:r>
+      <w:proofErr w:type="spellEnd"/>
+      <w:r>
+        <w:rPr>
+          <w:lang w:val="en-US"/>
+        </w:rPr>
+        <w:t xml:space="preserve"> = (</w:t>
+      </w:r>
+      <w:proofErr w:type="spellStart"/>
+      <w:r>
+        <w:rPr>
+          <w:lang w:val="en-US"/>
+        </w:rPr>
+        <w:t>next_position</w:t>
+      </w:r>
+      <w:proofErr w:type="spellEnd"/>
+      <w:r>
+        <w:rPr>
+          <w:lang w:val="en-US"/>
+        </w:rPr>
+        <w:t xml:space="preserve">, </w:t>
+      </w:r>
+      <w:proofErr w:type="gramStart"/>
+      <w:r>
+        <w:rPr>
+          <w:lang w:val="en-US"/>
+        </w:rPr>
+        <w:t>state[</w:t>
+      </w:r>
+      <w:proofErr w:type="gramEnd"/>
+      <w:r>
+        <w:rPr>
+          <w:lang w:val="en-US"/>
+        </w:rPr>
+        <w:t>1])</w:t>
+      </w:r>
+    </w:p>
+    <w:p>
+      <w:pPr>
+        <w:pStyle w:val="af"/>
+        <w:rPr>
+          <w:lang w:val="en-US"/>
+        </w:rPr>
+      </w:pPr>
+    </w:p>
+    <w:p>
+      <w:pPr>
+        <w:pStyle w:val="af"/>
+      </w:pPr>
+      <w:r>
+        <w:rPr>
+          <w:lang w:val="en-US"/>
+        </w:rPr>
+        <w:t xml:space="preserve">           </w:t>
+      </w:r>
+      <w:r>
+        <w:t># если новое состояние ведёт в угол</w:t>
+      </w:r>
+    </w:p>
+    <w:p>
+      <w:pPr>
+        <w:pStyle w:val="af"/>
+        <w:rPr>
+          <w:lang w:val="en-US"/>
+        </w:rPr>
+      </w:pPr>
+      <w:r>
+        <w:t xml:space="preserve">           </w:t>
+      </w:r>
+      <w:r>
+        <w:rPr>
+          <w:lang w:val="en-US"/>
+        </w:rPr>
+        <w:t xml:space="preserve">if </w:t>
+      </w:r>
+      <w:proofErr w:type="spellStart"/>
+      <w:r>
+        <w:rPr>
+          <w:lang w:val="en-US"/>
+        </w:rPr>
+        <w:t>next_position</w:t>
+      </w:r>
+      <w:proofErr w:type="spellEnd"/>
+      <w:r>
+        <w:rPr>
+          <w:lang w:val="en-US"/>
+        </w:rPr>
+        <w:t xml:space="preserve"> in </w:t>
+      </w:r>
+      <w:proofErr w:type="spellStart"/>
+      <w:proofErr w:type="gramStart"/>
+      <w:r>
+        <w:rPr>
+          <w:lang w:val="en-US"/>
+        </w:rPr>
+        <w:t>self.corners</w:t>
+      </w:r>
+      <w:proofErr w:type="spellEnd"/>
+      <w:proofErr w:type="gramEnd"/>
+      <w:r>
+        <w:rPr>
+          <w:lang w:val="en-US"/>
+        </w:rPr>
+        <w:t>:</w:t>
+      </w:r>
+    </w:p>
+    <w:p>
+      <w:pPr>
+        <w:pStyle w:val="af"/>
+      </w:pPr>
+      <w:r>
+        <w:rPr>
+          <w:lang w:val="en-US"/>
+        </w:rPr>
+        <w:t xml:space="preserve">               </w:t>
+      </w:r>
+      <w:r>
+        <w:t># если этот угол ещё не посещён</w:t>
+      </w:r>
+    </w:p>
+    <w:p>
+      <w:pPr>
+        <w:pStyle w:val="af"/>
+        <w:rPr>
+          <w:lang w:val="en-US"/>
+        </w:rPr>
+      </w:pPr>
+      <w:r>
+        <w:t xml:space="preserve">               </w:t>
+      </w:r>
+      <w:r>
+        <w:rPr>
+          <w:lang w:val="en-US"/>
+        </w:rPr>
+        <w:t xml:space="preserve">if </w:t>
+      </w:r>
+      <w:proofErr w:type="spellStart"/>
+      <w:r>
+        <w:rPr>
+          <w:lang w:val="en-US"/>
+        </w:rPr>
+        <w:t>next_position</w:t>
+      </w:r>
+      <w:proofErr w:type="spellEnd"/>
+      <w:r>
+        <w:rPr>
+          <w:lang w:val="en-US"/>
+        </w:rPr>
+        <w:t xml:space="preserve"> not in </w:t>
+      </w:r>
+      <w:proofErr w:type="gramStart"/>
+      <w:r>
+        <w:rPr>
+          <w:lang w:val="en-US"/>
+        </w:rPr>
+        <w:t>state[</w:t>
+      </w:r>
+      <w:proofErr w:type="gramEnd"/>
+      <w:r>
+        <w:rPr>
+          <w:lang w:val="en-US"/>
+        </w:rPr>
+        <w:t>1]:</w:t>
+      </w:r>
+    </w:p>
+    <w:p>
+      <w:pPr>
+        <w:pStyle w:val="af"/>
+        <w:rPr>
+          <w:lang w:val="en-US"/>
+        </w:rPr>
+      </w:pPr>
+      <w:r>
+        <w:rPr>
+          <w:lang w:val="en-US"/>
+        </w:rPr>
+        <w:t xml:space="preserve">                  </w:t>
+      </w:r>
+      <w:proofErr w:type="spellStart"/>
+      <w:r>
+        <w:rPr>
+          <w:lang w:val="en-US"/>
+        </w:rPr>
+        <w:t>new_state</w:t>
+      </w:r>
+      <w:proofErr w:type="spellEnd"/>
+      <w:r>
+        <w:rPr>
+          <w:lang w:val="en-US"/>
+        </w:rPr>
+        <w:t xml:space="preserve"> = (</w:t>
+      </w:r>
+      <w:proofErr w:type="spellStart"/>
+      <w:r>
+        <w:rPr>
+          <w:lang w:val="en-US"/>
+        </w:rPr>
+        <w:t>next_position</w:t>
+      </w:r>
+      <w:proofErr w:type="spellEnd"/>
+      <w:r>
+        <w:rPr>
+          <w:lang w:val="en-US"/>
+        </w:rPr>
+        <w:t xml:space="preserve">, </w:t>
+      </w:r>
+      <w:proofErr w:type="gramStart"/>
+      <w:r>
+        <w:rPr>
+          <w:b/>
+          <w:bCs/>
+          <w:lang w:val="en-US"/>
+        </w:rPr>
+        <w:t>state[</w:t>
+      </w:r>
+      <w:proofErr w:type="gramEnd"/>
+      <w:r>
+        <w:rPr>
+          <w:b/>
+          <w:bCs/>
+          <w:lang w:val="en-US"/>
+        </w:rPr>
+        <w:t>1] + (</w:t>
+      </w:r>
+      <w:proofErr w:type="spellStart"/>
+      <w:r>
+        <w:rPr>
+          <w:b/>
+          <w:bCs/>
+          <w:lang w:val="en-US"/>
+        </w:rPr>
+        <w:t>next_position</w:t>
+      </w:r>
+      <w:proofErr w:type="spellEnd"/>
+      <w:proofErr w:type="gramStart"/>
+      <w:r>
+        <w:rPr>
+          <w:b/>
+          <w:bCs/>
+          <w:lang w:val="en-US"/>
+        </w:rPr>
+        <w:t>, )</w:t>
+      </w:r>
+      <w:proofErr w:type="gramEnd"/>
+      <w:r>
+        <w:rPr>
+          <w:lang w:val="en-US"/>
+        </w:rPr>
+        <w:t>)</w:t>
+      </w:r>
+    </w:p>
+    <w:p>
+      <w:pPr>
+        <w:pStyle w:val="af"/>
+        <w:rPr>
+          <w:lang w:val="en-US"/>
+        </w:rPr>
+      </w:pPr>
+    </w:p>
+    <w:p>
+      <w:pPr>
+        <w:pStyle w:val="af"/>
+      </w:pPr>
+      <w:r>
+        <w:rPr>
+          <w:lang w:val="en-US"/>
+        </w:rPr>
+        <w:t xml:space="preserve">           </w:t>
+      </w:r>
+      <w:r>
+        <w:t># добавить это состояние в преемники</w:t>
+      </w:r>
+    </w:p>
+    <w:p>
+      <w:pPr>
+        <w:pStyle w:val="af"/>
+      </w:pPr>
+      <w:r>
+        <w:t xml:space="preserve">           </w:t>
+      </w:r>
+      <w:proofErr w:type="gramStart"/>
+      <w:r>
+        <w:rPr>
+          <w:lang w:val="en-US"/>
+        </w:rPr>
+        <w:t>successors</w:t>
+      </w:r>
+      <w:r>
+        <w:t>.</w:t>
+      </w:r>
+      <w:r>
+        <w:rPr>
+          <w:lang w:val="en-US"/>
+        </w:rPr>
+        <w:t>append</w:t>
+      </w:r>
+      <w:proofErr w:type="gramEnd"/>
+      <w:r>
+        <w:t>(</w:t>
+      </w:r>
+      <w:r>
+        <w:rPr>
+          <w:b/>
+          <w:bCs/>
+        </w:rPr>
+        <w:t>(</w:t>
+      </w:r>
+      <w:r>
+        <w:rPr>
+          <w:b/>
+          <w:bCs/>
+          <w:lang w:val="en-US"/>
+        </w:rPr>
+        <w:t>new</w:t>
+      </w:r>
+      <w:r>
+        <w:rPr>
+          <w:b/>
+          <w:bCs/>
+        </w:rPr>
+        <w:t>_</w:t>
+      </w:r>
+      <w:r>
+        <w:rPr>
+          <w:b/>
+          <w:bCs/>
+          <w:lang w:val="en-US"/>
+        </w:rPr>
+        <w:t>state</w:t>
+      </w:r>
+      <w:r>
+        <w:rPr>
+          <w:b/>
+          <w:bCs/>
+        </w:rPr>
+        <w:t xml:space="preserve">, </w:t>
+      </w:r>
+      <w:r>
+        <w:rPr>
+          <w:b/>
+          <w:bCs/>
+          <w:lang w:val="en-US"/>
+        </w:rPr>
+        <w:t>action</w:t>
+      </w:r>
+      <w:r>
+        <w:rPr>
+          <w:b/>
+          <w:bCs/>
         </w:rPr>
         <w:t>, 1)</w:t>
       </w:r>
@@ -2728,11 +4108,27 @@
       <w:r>
         <w:t xml:space="preserve">        </w:t>
       </w:r>
-      <w:r>
-        <w:rPr>
-          <w:lang w:val="en-US"/>
-        </w:rPr>
-        <w:t>self._expanded += 1 # НЕ МЕНЯЙТЕ!</w:t>
+      <w:proofErr w:type="spellStart"/>
+      <w:proofErr w:type="gramStart"/>
+      <w:r>
+        <w:rPr>
+          <w:lang w:val="en-US"/>
+        </w:rPr>
+        <w:t>self._</w:t>
+      </w:r>
+      <w:proofErr w:type="gramEnd"/>
+      <w:r>
+        <w:rPr>
+          <w:lang w:val="en-US"/>
+        </w:rPr>
+        <w:t>expanded</w:t>
+      </w:r>
+      <w:proofErr w:type="spellEnd"/>
+      <w:r>
+        <w:rPr>
+          <w:lang w:val="en-US"/>
+        </w:rPr>
+        <w:t xml:space="preserve"> += 1 # НЕ МЕНЯЙТЕ!</w:t>
       </w:r>
     </w:p>
     <w:p>
@@ -2772,12 +4168,14 @@
       <w:r>
         <w:t>в маленьком (</w:t>
       </w:r>
+      <w:proofErr w:type="spellStart"/>
       <w:r>
         <w:rPr>
           <w:lang w:val="en-US"/>
         </w:rPr>
         <w:t>tinyCorners</w:t>
       </w:r>
+      <w:proofErr w:type="spellEnd"/>
       <w:r>
         <w:t xml:space="preserve">) </w:t>
       </w:r>
@@ -2787,12 +4185,14 @@
       <w:r>
         <w:t>(</w:t>
       </w:r>
+      <w:proofErr w:type="spellStart"/>
       <w:r>
         <w:rPr>
           <w:lang w:val="en-US"/>
         </w:rPr>
         <w:t>mediumCorners</w:t>
       </w:r>
+      <w:proofErr w:type="spellEnd"/>
       <w:r>
         <w:t xml:space="preserve">) </w:t>
       </w:r>
@@ -2861,12 +4261,14 @@
       <w:r>
         <w:t xml:space="preserve"> в </w:t>
       </w:r>
+      <w:proofErr w:type="spellStart"/>
       <w:r>
         <w:rPr>
           <w:lang w:val="en-US"/>
         </w:rPr>
         <w:t>tinyCorners</w:t>
       </w:r>
+      <w:proofErr w:type="spellEnd"/>
     </w:p>
     <w:p>
       <w:pPr>
@@ -2940,6 +4342,7 @@
       <w:r>
         <w:t xml:space="preserve"> в </w:t>
       </w:r>
+      <w:proofErr w:type="spellStart"/>
       <w:r>
         <w:rPr>
           <w:lang w:val="en-US"/>
@@ -2952,6 +4355,7 @@
         </w:rPr>
         <w:t>Corners</w:t>
       </w:r>
+      <w:proofErr w:type="spellEnd"/>
     </w:p>
     <w:p>
       <w:pPr>
@@ -3077,8 +4481,13 @@
         <w:t>я</w:t>
       </w:r>
       <w:r>
-        <w:t xml:space="preserve"> cornersHeuristic</w:t>
-      </w:r>
+        <w:t xml:space="preserve"> </w:t>
+      </w:r>
+      <w:proofErr w:type="spellStart"/>
+      <w:r>
+        <w:t>cornersHeuristic</w:t>
+      </w:r>
+      <w:proofErr w:type="spellEnd"/>
       <w:r>
         <w:t xml:space="preserve"> (листинг 3.4.1).</w:t>
       </w:r>
@@ -3103,14 +4512,21 @@
       <w:r>
         <w:t xml:space="preserve"> </w:t>
       </w:r>
+      <w:proofErr w:type="spellStart"/>
+      <w:proofErr w:type="gramStart"/>
       <w:r>
         <w:rPr>
           <w:lang w:val="en-US"/>
         </w:rPr>
         <w:t>cornersHeuristic</w:t>
       </w:r>
-      <w:r>
-        <w:t>()</w:t>
+      <w:proofErr w:type="spellEnd"/>
+      <w:r>
+        <w:t>(</w:t>
+      </w:r>
+      <w:proofErr w:type="gramEnd"/>
+      <w:r>
+        <w:t>)</w:t>
       </w:r>
     </w:p>
     <w:p>
@@ -3132,6 +4548,8 @@
         </w:rPr>
         <w:t xml:space="preserve"> </w:t>
       </w:r>
+      <w:proofErr w:type="spellStart"/>
+      <w:proofErr w:type="gramStart"/>
       <w:r>
         <w:rPr>
           <w:b/>
@@ -3140,12 +4558,14 @@
         </w:rPr>
         <w:t>cornersHeuristic</w:t>
       </w:r>
+      <w:proofErr w:type="spellEnd"/>
       <w:r>
         <w:rPr>
           <w:lang w:val="en-US"/>
         </w:rPr>
         <w:t>(</w:t>
       </w:r>
+      <w:proofErr w:type="gramEnd"/>
       <w:r>
         <w:rPr>
           <w:lang w:val="en-US"/>
@@ -3182,8 +4602,18 @@
         <w:rPr>
           <w:lang w:val="en-US"/>
         </w:rPr>
-        <w:t xml:space="preserve">    corners = problem.corners</w:t>
-      </w:r>
+        <w:t xml:space="preserve">    corners = </w:t>
+      </w:r>
+      <w:proofErr w:type="spellStart"/>
+      <w:proofErr w:type="gramStart"/>
+      <w:r>
+        <w:rPr>
+          <w:lang w:val="en-US"/>
+        </w:rPr>
+        <w:t>problem.corners</w:t>
+      </w:r>
+      <w:proofErr w:type="spellEnd"/>
+      <w:proofErr w:type="gramEnd"/>
       <w:r>
         <w:rPr>
           <w:lang w:val="en-US"/>
@@ -3220,8 +4650,18 @@
         <w:rPr>
           <w:lang w:val="en-US"/>
         </w:rPr>
-        <w:t xml:space="preserve">    walls = problem.walls</w:t>
-      </w:r>
+        <w:t xml:space="preserve">    walls = </w:t>
+      </w:r>
+      <w:proofErr w:type="spellStart"/>
+      <w:proofErr w:type="gramStart"/>
+      <w:r>
+        <w:rPr>
+          <w:lang w:val="en-US"/>
+        </w:rPr>
+        <w:t>problem.walls</w:t>
+      </w:r>
+      <w:proofErr w:type="spellEnd"/>
+      <w:proofErr w:type="gramEnd"/>
       <w:r>
         <w:rPr>
           <w:lang w:val="en-US"/>
@@ -3314,6 +4754,7 @@
         </w:rPr>
         <w:t xml:space="preserve"> = </w:t>
       </w:r>
+      <w:proofErr w:type="gramStart"/>
       <w:r>
         <w:rPr>
           <w:lang w:val="en-US"/>
@@ -3324,7 +4765,14 @@
         <w:rPr>
           <w:lang w:val="en-US"/>
         </w:rPr>
-        <w:t xml:space="preserve">[0]         # </w:t>
+        <w:t>[</w:t>
+      </w:r>
+      <w:proofErr w:type="gramEnd"/>
+      <w:r>
+        <w:rPr>
+          <w:lang w:val="en-US"/>
+        </w:rPr>
+        <w:t xml:space="preserve">0]         # </w:t>
       </w:r>
       <w:r>
         <w:t>текущая</w:t>
@@ -3352,18 +4800,21 @@
         </w:rPr>
         <w:t xml:space="preserve">    </w:t>
       </w:r>
+      <w:proofErr w:type="spellStart"/>
       <w:r>
         <w:rPr>
           <w:lang w:val="en-US"/>
         </w:rPr>
         <w:t>touchedcorners</w:t>
       </w:r>
+      <w:proofErr w:type="spellEnd"/>
       <w:r>
         <w:rPr>
           <w:lang w:val="en-US"/>
         </w:rPr>
         <w:t xml:space="preserve"> = </w:t>
       </w:r>
+      <w:proofErr w:type="gramStart"/>
       <w:r>
         <w:rPr>
           <w:lang w:val="en-US"/>
@@ -3374,7 +4825,14 @@
         <w:rPr>
           <w:lang w:val="en-US"/>
         </w:rPr>
-        <w:t xml:space="preserve">[1]   # </w:t>
+        <w:t>[</w:t>
+      </w:r>
+      <w:proofErr w:type="gramEnd"/>
+      <w:r>
+        <w:rPr>
+          <w:lang w:val="en-US"/>
+        </w:rPr>
+        <w:t xml:space="preserve">1]   # </w:t>
       </w:r>
       <w:r>
         <w:t>посещённые</w:t>
@@ -3421,11 +4879,47 @@
       <w:r>
         <w:t xml:space="preserve">    </w:t>
       </w:r>
-      <w:r>
-        <w:rPr>
-          <w:lang w:val="en-US"/>
-        </w:rPr>
-        <w:t>untouchedcorners = list(set(corners).difference(set(touchedcorners)))</w:t>
+      <w:proofErr w:type="spellStart"/>
+      <w:r>
+        <w:rPr>
+          <w:lang w:val="en-US"/>
+        </w:rPr>
+        <w:t>untouchedcorners</w:t>
+      </w:r>
+      <w:proofErr w:type="spellEnd"/>
+      <w:r>
+        <w:rPr>
+          <w:lang w:val="en-US"/>
+        </w:rPr>
+        <w:t xml:space="preserve"> = list(set(corners</w:t>
+      </w:r>
+      <w:proofErr w:type="gramStart"/>
+      <w:r>
+        <w:rPr>
+          <w:lang w:val="en-US"/>
+        </w:rPr>
+        <w:t>).difference</w:t>
+      </w:r>
+      <w:proofErr w:type="gramEnd"/>
+      <w:r>
+        <w:rPr>
+          <w:lang w:val="en-US"/>
+        </w:rPr>
+        <w:t>(set(</w:t>
+      </w:r>
+      <w:proofErr w:type="spellStart"/>
+      <w:r>
+        <w:rPr>
+          <w:lang w:val="en-US"/>
+        </w:rPr>
+        <w:t>touchedcorners</w:t>
+      </w:r>
+      <w:proofErr w:type="spellEnd"/>
+      <w:r>
+        <w:rPr>
+          <w:lang w:val="en-US"/>
+        </w:rPr>
+        <w:t>)))</w:t>
       </w:r>
     </w:p>
     <w:p>
@@ -3466,21 +4960,25 @@
       <w:r>
         <w:t xml:space="preserve"> </w:t>
       </w:r>
+      <w:proofErr w:type="spellStart"/>
       <w:r>
         <w:rPr>
           <w:lang w:val="en-US"/>
         </w:rPr>
         <w:t>len</w:t>
       </w:r>
+      <w:proofErr w:type="spellEnd"/>
       <w:r>
         <w:t>(</w:t>
       </w:r>
+      <w:proofErr w:type="spellStart"/>
       <w:r>
         <w:rPr>
           <w:lang w:val="en-US"/>
         </w:rPr>
         <w:t>untouchedcorners</w:t>
       </w:r>
+      <w:proofErr w:type="spellEnd"/>
       <w:r>
         <w:t>) == 0:</w:t>
       </w:r>
@@ -3557,63 +5055,161 @@
           <w:bCs/>
           <w:lang w:val="en-US"/>
         </w:rPr>
-        <w:t>abs(corner[0] - position[0]) + abs(corner[1] - position[1])</w:t>
-      </w:r>
-    </w:p>
-    <w:p>
-      <w:pPr>
-        <w:pStyle w:val="af"/>
-        <w:rPr>
-          <w:lang w:val="en-US"/>
-        </w:rPr>
-      </w:pPr>
-      <w:r>
-        <w:rPr>
-          <w:lang w:val="en-US"/>
-        </w:rPr>
-        <w:t xml:space="preserve">        for corner in untouchedcorners</w:t>
-      </w:r>
-    </w:p>
-    <w:p>
-      <w:pPr>
-        <w:pStyle w:val="af"/>
-        <w:rPr>
-          <w:lang w:val="en-US"/>
-        </w:rPr>
-      </w:pPr>
-      <w:r>
-        <w:rPr>
-          <w:lang w:val="en-US"/>
-        </w:rPr>
-        <w:t xml:space="preserve">    }</w:t>
-      </w:r>
-    </w:p>
-    <w:p>
-      <w:pPr>
-        <w:pStyle w:val="af"/>
-        <w:rPr>
-          <w:lang w:val="en-US"/>
-        </w:rPr>
-      </w:pPr>
-      <w:r>
-        <w:rPr>
-          <w:lang w:val="en-US"/>
-        </w:rPr>
-        <w:t xml:space="preserve">    </w:t>
-      </w:r>
+        <w:t>abs(</w:t>
+      </w:r>
+      <w:proofErr w:type="gramStart"/>
       <w:r>
         <w:rPr>
           <w:b/>
           <w:bCs/>
           <w:lang w:val="en-US"/>
         </w:rPr>
+        <w:t>corner[</w:t>
+      </w:r>
+      <w:proofErr w:type="gramEnd"/>
+      <w:r>
+        <w:rPr>
+          <w:b/>
+          <w:bCs/>
+          <w:lang w:val="en-US"/>
+        </w:rPr>
+        <w:t xml:space="preserve">0] - </w:t>
+      </w:r>
+      <w:proofErr w:type="gramStart"/>
+      <w:r>
+        <w:rPr>
+          <w:b/>
+          <w:bCs/>
+          <w:lang w:val="en-US"/>
+        </w:rPr>
+        <w:t>position[</w:t>
+      </w:r>
+      <w:proofErr w:type="gramEnd"/>
+      <w:r>
+        <w:rPr>
+          <w:b/>
+          <w:bCs/>
+          <w:lang w:val="en-US"/>
+        </w:rPr>
+        <w:t>0]) + abs(</w:t>
+      </w:r>
+      <w:proofErr w:type="gramStart"/>
+      <w:r>
+        <w:rPr>
+          <w:b/>
+          <w:bCs/>
+          <w:lang w:val="en-US"/>
+        </w:rPr>
+        <w:t>corner[</w:t>
+      </w:r>
+      <w:proofErr w:type="gramEnd"/>
+      <w:r>
+        <w:rPr>
+          <w:b/>
+          <w:bCs/>
+          <w:lang w:val="en-US"/>
+        </w:rPr>
+        <w:t xml:space="preserve">1] - </w:t>
+      </w:r>
+      <w:proofErr w:type="gramStart"/>
+      <w:r>
+        <w:rPr>
+          <w:b/>
+          <w:bCs/>
+          <w:lang w:val="en-US"/>
+        </w:rPr>
+        <w:t>position[</w:t>
+      </w:r>
+      <w:proofErr w:type="gramEnd"/>
+      <w:r>
+        <w:rPr>
+          <w:b/>
+          <w:bCs/>
+          <w:lang w:val="en-US"/>
+        </w:rPr>
+        <w:t>1])</w:t>
+      </w:r>
+    </w:p>
+    <w:p>
+      <w:pPr>
+        <w:pStyle w:val="af"/>
+        <w:rPr>
+          <w:lang w:val="en-US"/>
+        </w:rPr>
+      </w:pPr>
+      <w:r>
+        <w:rPr>
+          <w:lang w:val="en-US"/>
+        </w:rPr>
+        <w:t xml:space="preserve">        for corner in </w:t>
+      </w:r>
+      <w:proofErr w:type="spellStart"/>
+      <w:r>
+        <w:rPr>
+          <w:lang w:val="en-US"/>
+        </w:rPr>
+        <w:t>untouchedcorners</w:t>
+      </w:r>
+      <w:proofErr w:type="spellEnd"/>
+    </w:p>
+    <w:p>
+      <w:pPr>
+        <w:pStyle w:val="af"/>
+        <w:rPr>
+          <w:lang w:val="en-US"/>
+        </w:rPr>
+      </w:pPr>
+      <w:r>
+        <w:rPr>
+          <w:lang w:val="en-US"/>
+        </w:rPr>
+        <w:t xml:space="preserve">    }</w:t>
+      </w:r>
+    </w:p>
+    <w:p>
+      <w:pPr>
+        <w:pStyle w:val="af"/>
+        <w:rPr>
+          <w:lang w:val="en-US"/>
+        </w:rPr>
+      </w:pPr>
+      <w:r>
+        <w:rPr>
+          <w:lang w:val="en-US"/>
+        </w:rPr>
+        <w:t xml:space="preserve">    </w:t>
+      </w:r>
+      <w:proofErr w:type="spellStart"/>
+      <w:r>
+        <w:rPr>
+          <w:b/>
+          <w:bCs/>
+          <w:lang w:val="en-US"/>
+        </w:rPr>
         <w:t>totalcost</w:t>
       </w:r>
-      <w:r>
-        <w:rPr>
-          <w:lang w:val="en-US"/>
-        </w:rPr>
-        <w:t xml:space="preserve"> = sum(distances.values())</w:t>
+      <w:proofErr w:type="spellEnd"/>
+      <w:r>
+        <w:rPr>
+          <w:lang w:val="en-US"/>
+        </w:rPr>
+        <w:t xml:space="preserve"> = sum(</w:t>
+      </w:r>
+      <w:proofErr w:type="spellStart"/>
+      <w:proofErr w:type="gramStart"/>
+      <w:r>
+        <w:rPr>
+          <w:lang w:val="en-US"/>
+        </w:rPr>
+        <w:t>distances.values</w:t>
+      </w:r>
+      <w:proofErr w:type="spellEnd"/>
+      <w:proofErr w:type="gramEnd"/>
+      <w:r>
+        <w:rPr>
+          <w:lang w:val="en-US"/>
+        </w:rPr>
+        <w:t>())</w:t>
       </w:r>
     </w:p>
     <w:p>
@@ -3638,12 +5234,14 @@
       <w:r>
         <w:t xml:space="preserve"> </w:t>
       </w:r>
+      <w:proofErr w:type="spellStart"/>
       <w:r>
         <w:rPr>
           <w:lang w:val="en-US"/>
         </w:rPr>
         <w:t>totalcost</w:t>
       </w:r>
+      <w:proofErr w:type="spellEnd"/>
     </w:p>
     <w:p/>
     <w:p>
@@ -3821,9 +5419,11 @@
       <w:r>
         <w:t xml:space="preserve"> с эвристикой </w:t>
       </w:r>
+      <w:proofErr w:type="spellStart"/>
       <w:r>
         <w:t>cornersHeuristic</w:t>
       </w:r>
+      <w:proofErr w:type="spellEnd"/>
     </w:p>
     <w:p>
       <w:pPr>
@@ -3899,9 +5499,11 @@
       <w:r>
         <w:t xml:space="preserve">Рисунок 3.4.2 – Автооцениватель для функции </w:t>
       </w:r>
+      <w:proofErr w:type="spellStart"/>
       <w:r>
         <w:t>cornersHeuristic</w:t>
       </w:r>
+      <w:proofErr w:type="spellEnd"/>
     </w:p>
     <w:p/>
     <w:p/>
@@ -3928,12 +5530,14 @@
       <w:r>
         <w:t xml:space="preserve">Был рассмотрен класс </w:t>
       </w:r>
+      <w:proofErr w:type="spellStart"/>
       <w:r>
         <w:rPr>
           <w:lang w:val="en-US"/>
         </w:rPr>
         <w:t>FoodSearchProblem</w:t>
       </w:r>
+      <w:proofErr w:type="spellEnd"/>
       <w:r>
         <w:t>, в котором</w:t>
       </w:r>
@@ -4092,9 +5696,11 @@
       <w:r>
         <w:t xml:space="preserve"> </w:t>
       </w:r>
+      <w:proofErr w:type="spellStart"/>
       <w:r>
         <w:t>foodHeuristic</w:t>
       </w:r>
+      <w:proofErr w:type="spellEnd"/>
       <w:r>
         <w:t xml:space="preserve"> (</w:t>
       </w:r>
@@ -4143,7 +5749,29 @@
         <w:rPr>
           <w:lang w:val="en-US"/>
         </w:rPr>
-        <w:t xml:space="preserve"> foodHeuristic()</w:t>
+        <w:t xml:space="preserve"> </w:t>
+      </w:r>
+      <w:proofErr w:type="spellStart"/>
+      <w:proofErr w:type="gramStart"/>
+      <w:r>
+        <w:rPr>
+          <w:lang w:val="en-US"/>
+        </w:rPr>
+        <w:t>foodHeuristic</w:t>
+      </w:r>
+      <w:proofErr w:type="spellEnd"/>
+      <w:r>
+        <w:rPr>
+          <w:lang w:val="en-US"/>
+        </w:rPr>
+        <w:t>(</w:t>
+      </w:r>
+      <w:proofErr w:type="gramEnd"/>
+      <w:r>
+        <w:rPr>
+          <w:lang w:val="en-US"/>
+        </w:rPr>
+        <w:t>)</w:t>
       </w:r>
     </w:p>
     <w:p>
@@ -4159,6 +5787,8 @@
         </w:rPr>
         <w:t xml:space="preserve">def </w:t>
       </w:r>
+      <w:proofErr w:type="spellStart"/>
+      <w:proofErr w:type="gramStart"/>
       <w:r>
         <w:rPr>
           <w:b/>
@@ -4167,25 +5797,47 @@
         </w:rPr>
         <w:t>foodHeuristic</w:t>
       </w:r>
-      <w:r>
-        <w:rPr>
-          <w:lang w:val="en-US"/>
-        </w:rPr>
-        <w:t>(state, problem):</w:t>
-      </w:r>
-    </w:p>
-    <w:p>
-      <w:pPr>
-        <w:pStyle w:val="af"/>
-        <w:rPr>
-          <w:lang w:val="en-US"/>
-        </w:rPr>
-      </w:pPr>
-      <w:r>
-        <w:rPr>
-          <w:lang w:val="en-US"/>
-        </w:rPr>
-        <w:t xml:space="preserve">    position, foodGrid = state</w:t>
+      <w:proofErr w:type="spellEnd"/>
+      <w:r>
+        <w:rPr>
+          <w:lang w:val="en-US"/>
+        </w:rPr>
+        <w:t>(</w:t>
+      </w:r>
+      <w:proofErr w:type="gramEnd"/>
+      <w:r>
+        <w:rPr>
+          <w:lang w:val="en-US"/>
+        </w:rPr>
+        <w:t>state, problem):</w:t>
+      </w:r>
+    </w:p>
+    <w:p>
+      <w:pPr>
+        <w:pStyle w:val="af"/>
+        <w:rPr>
+          <w:lang w:val="en-US"/>
+        </w:rPr>
+      </w:pPr>
+      <w:r>
+        <w:rPr>
+          <w:lang w:val="en-US"/>
+        </w:rPr>
+        <w:t xml:space="preserve">    position, </w:t>
+      </w:r>
+      <w:proofErr w:type="spellStart"/>
+      <w:r>
+        <w:rPr>
+          <w:lang w:val="en-US"/>
+        </w:rPr>
+        <w:t>foodGrid</w:t>
+      </w:r>
+      <w:proofErr w:type="spellEnd"/>
+      <w:r>
+        <w:rPr>
+          <w:lang w:val="en-US"/>
+        </w:rPr>
+        <w:t xml:space="preserve"> = state</w:t>
       </w:r>
     </w:p>
     <w:p>
@@ -4243,8 +5895,23 @@
         <w:rPr>
           <w:lang w:val="en-US"/>
         </w:rPr>
-        <w:t xml:space="preserve">    untouched_food = </w:t>
-      </w:r>
+        <w:t xml:space="preserve">    </w:t>
+      </w:r>
+      <w:proofErr w:type="spellStart"/>
+      <w:r>
+        <w:rPr>
+          <w:lang w:val="en-US"/>
+        </w:rPr>
+        <w:t>untouched_food</w:t>
+      </w:r>
+      <w:proofErr w:type="spellEnd"/>
+      <w:r>
+        <w:rPr>
+          <w:lang w:val="en-US"/>
+        </w:rPr>
+        <w:t xml:space="preserve"> = </w:t>
+      </w:r>
+      <w:proofErr w:type="spellStart"/>
       <w:r>
         <w:rPr>
           <w:b/>
@@ -4253,6 +5920,7 @@
         </w:rPr>
         <w:t>foodGrid.asList</w:t>
       </w:r>
+      <w:proofErr w:type="spellEnd"/>
       <w:r>
         <w:rPr>
           <w:lang w:val="en-US"/>
@@ -4344,7 +6012,35 @@
         <w:rPr>
           <w:lang w:val="en-US"/>
         </w:rPr>
-        <w:t>if len(untouched_food) == 0:</w:t>
+        <w:t xml:space="preserve">if </w:t>
+      </w:r>
+      <w:proofErr w:type="spellStart"/>
+      <w:r>
+        <w:rPr>
+          <w:lang w:val="en-US"/>
+        </w:rPr>
+        <w:t>len</w:t>
+      </w:r>
+      <w:proofErr w:type="spellEnd"/>
+      <w:r>
+        <w:rPr>
+          <w:lang w:val="en-US"/>
+        </w:rPr>
+        <w:t>(</w:t>
+      </w:r>
+      <w:proofErr w:type="spellStart"/>
+      <w:r>
+        <w:rPr>
+          <w:lang w:val="en-US"/>
+        </w:rPr>
+        <w:t>untouched_food</w:t>
+      </w:r>
+      <w:proofErr w:type="spellEnd"/>
+      <w:r>
+        <w:rPr>
+          <w:lang w:val="en-US"/>
+        </w:rPr>
+        <w:t>) == 0:</w:t>
       </w:r>
     </w:p>
     <w:p>
@@ -4393,25 +6089,47 @@
       <w:r>
         <w:t xml:space="preserve">    </w:t>
       </w:r>
-      <w:r>
-        <w:rPr>
-          <w:lang w:val="en-US"/>
-        </w:rPr>
-        <w:t>total_cost = []</w:t>
-      </w:r>
-    </w:p>
-    <w:p>
-      <w:pPr>
-        <w:pStyle w:val="af"/>
-        <w:rPr>
-          <w:lang w:val="en-US"/>
-        </w:rPr>
-      </w:pPr>
-      <w:r>
-        <w:rPr>
-          <w:lang w:val="en-US"/>
-        </w:rPr>
-        <w:t xml:space="preserve">    for food in untouched_food:</w:t>
+      <w:proofErr w:type="spellStart"/>
+      <w:r>
+        <w:rPr>
+          <w:lang w:val="en-US"/>
+        </w:rPr>
+        <w:t>total_cost</w:t>
+      </w:r>
+      <w:proofErr w:type="spellEnd"/>
+      <w:r>
+        <w:rPr>
+          <w:lang w:val="en-US"/>
+        </w:rPr>
+        <w:t xml:space="preserve"> = []</w:t>
+      </w:r>
+    </w:p>
+    <w:p>
+      <w:pPr>
+        <w:pStyle w:val="af"/>
+        <w:rPr>
+          <w:lang w:val="en-US"/>
+        </w:rPr>
+      </w:pPr>
+      <w:r>
+        <w:rPr>
+          <w:lang w:val="en-US"/>
+        </w:rPr>
+        <w:t xml:space="preserve">    for food in </w:t>
+      </w:r>
+      <w:proofErr w:type="spellStart"/>
+      <w:r>
+        <w:rPr>
+          <w:lang w:val="en-US"/>
+        </w:rPr>
+        <w:t>untouched_food</w:t>
+      </w:r>
+      <w:proofErr w:type="spellEnd"/>
+      <w:r>
+        <w:rPr>
+          <w:lang w:val="en-US"/>
+        </w:rPr>
+        <w:t>:</w:t>
       </w:r>
     </w:p>
     <w:p>
@@ -4426,7 +6144,67 @@
         <w:rPr>
           <w:lang w:val="en-US"/>
         </w:rPr>
-        <w:t xml:space="preserve">        total_cost.append(mazeDistance(position, food, problem.startingGameState))</w:t>
+        <w:t xml:space="preserve">        </w:t>
+      </w:r>
+      <w:proofErr w:type="spellStart"/>
+      <w:r>
+        <w:rPr>
+          <w:lang w:val="en-US"/>
+        </w:rPr>
+        <w:t>total_</w:t>
+      </w:r>
+      <w:proofErr w:type="gramStart"/>
+      <w:r>
+        <w:rPr>
+          <w:lang w:val="en-US"/>
+        </w:rPr>
+        <w:t>cost.append</w:t>
+      </w:r>
+      <w:proofErr w:type="spellEnd"/>
+      <w:proofErr w:type="gramEnd"/>
+      <w:r>
+        <w:rPr>
+          <w:lang w:val="en-US"/>
+        </w:rPr>
+        <w:t>(</w:t>
+      </w:r>
+      <w:proofErr w:type="spellStart"/>
+      <w:proofErr w:type="gramStart"/>
+      <w:r>
+        <w:rPr>
+          <w:lang w:val="en-US"/>
+        </w:rPr>
+        <w:t>mazeDistance</w:t>
+      </w:r>
+      <w:proofErr w:type="spellEnd"/>
+      <w:r>
+        <w:rPr>
+          <w:lang w:val="en-US"/>
+        </w:rPr>
+        <w:t>(</w:t>
+      </w:r>
+      <w:proofErr w:type="gramEnd"/>
+      <w:r>
+        <w:rPr>
+          <w:lang w:val="en-US"/>
+        </w:rPr>
+        <w:t xml:space="preserve">position, food, </w:t>
+      </w:r>
+      <w:proofErr w:type="spellStart"/>
+      <w:proofErr w:type="gramStart"/>
+      <w:r>
+        <w:rPr>
+          <w:lang w:val="en-US"/>
+        </w:rPr>
+        <w:t>problem.startingGameState</w:t>
+      </w:r>
+      <w:proofErr w:type="spellEnd"/>
+      <w:proofErr w:type="gramEnd"/>
+      <w:r>
+        <w:rPr>
+          <w:lang w:val="en-US"/>
+        </w:rPr>
+        <w:t>))</w:t>
       </w:r>
     </w:p>
     <w:p>
@@ -4462,7 +6240,21 @@
         <w:rPr>
           <w:lang w:val="en-US"/>
         </w:rPr>
-        <w:t xml:space="preserve"> = max(total_cost)</w:t>
+        <w:t xml:space="preserve"> = max(</w:t>
+      </w:r>
+      <w:proofErr w:type="spellStart"/>
+      <w:r>
+        <w:rPr>
+          <w:lang w:val="en-US"/>
+        </w:rPr>
+        <w:t>total_cost</w:t>
+      </w:r>
+      <w:proofErr w:type="spellEnd"/>
+      <w:r>
+        <w:rPr>
+          <w:lang w:val="en-US"/>
+        </w:rPr>
+        <w:t>)</w:t>
       </w:r>
     </w:p>
     <w:p>
@@ -4590,9 +6382,11 @@
       <w:r>
         <w:t xml:space="preserve">Результат поиска методом А* с эвристикой </w:t>
       </w:r>
+      <w:proofErr w:type="spellStart"/>
       <w:r>
         <w:t>foodHeuristic</w:t>
       </w:r>
+      <w:proofErr w:type="spellEnd"/>
     </w:p>
     <w:p/>
     <w:p>
@@ -4659,9 +6453,11 @@
       <w:r>
         <w:t xml:space="preserve"> </w:t>
       </w:r>
+      <w:proofErr w:type="spellStart"/>
       <w:r>
         <w:t>foodHeuristic</w:t>
       </w:r>
+      <w:proofErr w:type="spellEnd"/>
       <w:r>
         <w:t xml:space="preserve"> </w:t>
       </w:r>
@@ -4732,12 +6528,14 @@
         </w:rPr>
         <w:t xml:space="preserve"> </w:t>
       </w:r>
+      <w:proofErr w:type="spellStart"/>
       <w:r>
         <w:rPr>
           <w:lang w:val="en-US"/>
         </w:rPr>
         <w:t>ClosestDotSearchAgent</w:t>
       </w:r>
+      <w:proofErr w:type="spellEnd"/>
       <w:r>
         <w:rPr>
           <w:lang w:val="en-US"/>
@@ -4783,17 +6581,33 @@
         </w:rPr>
         <w:t xml:space="preserve"> </w:t>
       </w:r>
+      <w:proofErr w:type="spellStart"/>
       <w:r>
         <w:rPr>
           <w:lang w:val="en-US"/>
         </w:rPr>
         <w:t>findPathToClosestDot</w:t>
       </w:r>
-      <w:r>
-        <w:rPr>
-          <w:lang w:val="en-US"/>
-        </w:rPr>
-        <w:t xml:space="preserve"> (листинг 3.6.1)</w:t>
+      <w:proofErr w:type="spellEnd"/>
+      <w:r>
+        <w:rPr>
+          <w:lang w:val="en-US"/>
+        </w:rPr>
+        <w:t xml:space="preserve"> (</w:t>
+      </w:r>
+      <w:proofErr w:type="spellStart"/>
+      <w:r>
+        <w:rPr>
+          <w:lang w:val="en-US"/>
+        </w:rPr>
+        <w:t>листинг</w:t>
+      </w:r>
+      <w:proofErr w:type="spellEnd"/>
+      <w:r>
+        <w:rPr>
+          <w:lang w:val="en-US"/>
+        </w:rPr>
+        <w:t xml:space="preserve"> 3.6.1)</w:t>
       </w:r>
       <w:r>
         <w:rPr>
@@ -4889,17 +6703,27 @@
         </w:rPr>
         <w:t xml:space="preserve"> </w:t>
       </w:r>
+      <w:proofErr w:type="spellStart"/>
+      <w:proofErr w:type="gramStart"/>
       <w:r>
         <w:rPr>
           <w:lang w:val="en-US"/>
         </w:rPr>
         <w:t>findPathToClosestDot</w:t>
       </w:r>
-      <w:r>
-        <w:rPr>
-          <w:lang w:val="en-US"/>
-        </w:rPr>
-        <w:t>()</w:t>
+      <w:proofErr w:type="spellEnd"/>
+      <w:r>
+        <w:rPr>
+          <w:lang w:val="en-US"/>
+        </w:rPr>
+        <w:t>(</w:t>
+      </w:r>
+      <w:proofErr w:type="gramEnd"/>
+      <w:r>
+        <w:rPr>
+          <w:lang w:val="en-US"/>
+        </w:rPr>
+        <w:t>)</w:t>
       </w:r>
     </w:p>
     <w:p>
@@ -4915,6 +6739,8 @@
         </w:rPr>
         <w:t xml:space="preserve">def </w:t>
       </w:r>
+      <w:proofErr w:type="spellStart"/>
+      <w:proofErr w:type="gramStart"/>
       <w:r>
         <w:rPr>
           <w:b/>
@@ -4923,11 +6749,33 @@
         </w:rPr>
         <w:t>findPathToClosestDot</w:t>
       </w:r>
-      <w:r>
-        <w:rPr>
-          <w:lang w:val="en-US"/>
-        </w:rPr>
-        <w:t>(self, gameState):</w:t>
+      <w:proofErr w:type="spellEnd"/>
+      <w:r>
+        <w:rPr>
+          <w:lang w:val="en-US"/>
+        </w:rPr>
+        <w:t>(</w:t>
+      </w:r>
+      <w:proofErr w:type="gramEnd"/>
+      <w:r>
+        <w:rPr>
+          <w:lang w:val="en-US"/>
+        </w:rPr>
+        <w:t xml:space="preserve">self, </w:t>
+      </w:r>
+      <w:proofErr w:type="spellStart"/>
+      <w:r>
+        <w:rPr>
+          <w:lang w:val="en-US"/>
+        </w:rPr>
+        <w:t>gameState</w:t>
+      </w:r>
+      <w:proofErr w:type="spellEnd"/>
+      <w:r>
+        <w:rPr>
+          <w:lang w:val="en-US"/>
+        </w:rPr>
+        <w:t>):</w:t>
       </w:r>
     </w:p>
     <w:p>
@@ -4998,12 +6846,14 @@
       <w:r>
         <w:t xml:space="preserve"> </w:t>
       </w:r>
+      <w:proofErr w:type="spellStart"/>
       <w:r>
         <w:rPr>
           <w:lang w:val="en-US"/>
         </w:rPr>
         <w:t>gameState</w:t>
       </w:r>
+      <w:proofErr w:type="spellEnd"/>
       <w:r>
         <w:t>.</w:t>
       </w:r>
@@ -5070,8 +6920,16 @@
         <w:rPr>
           <w:lang w:val="en-US"/>
         </w:rPr>
-        <w:t xml:space="preserve"> startState</w:t>
-      </w:r>
+        <w:t xml:space="preserve"> </w:t>
+      </w:r>
+      <w:proofErr w:type="spellStart"/>
+      <w:r>
+        <w:rPr>
+          <w:lang w:val="en-US"/>
+        </w:rPr>
+        <w:t>startState</w:t>
+      </w:r>
+      <w:proofErr w:type="spellEnd"/>
     </w:p>
     <w:p>
       <w:pPr>
@@ -5081,11 +6939,33 @@
           <w:lang w:val="en-US"/>
         </w:rPr>
       </w:pPr>
-      <w:r>
-        <w:rPr>
-          <w:lang w:val="en-US"/>
-        </w:rPr>
-        <w:t>startPosition = gameState.getPacmanPosition()</w:t>
+      <w:proofErr w:type="spellStart"/>
+      <w:r>
+        <w:rPr>
+          <w:lang w:val="en-US"/>
+        </w:rPr>
+        <w:t>startPosition</w:t>
+      </w:r>
+      <w:proofErr w:type="spellEnd"/>
+      <w:r>
+        <w:rPr>
+          <w:lang w:val="en-US"/>
+        </w:rPr>
+        <w:t xml:space="preserve"> = </w:t>
+      </w:r>
+      <w:proofErr w:type="spellStart"/>
+      <w:r>
+        <w:rPr>
+          <w:lang w:val="en-US"/>
+        </w:rPr>
+        <w:t>gameState.getPacmanPosition</w:t>
+      </w:r>
+      <w:proofErr w:type="spellEnd"/>
+      <w:r>
+        <w:rPr>
+          <w:lang w:val="en-US"/>
+        </w:rPr>
+        <w:t>()</w:t>
       </w:r>
     </w:p>
     <w:p>
@@ -5100,7 +6980,21 @@
         <w:rPr>
           <w:lang w:val="en-US"/>
         </w:rPr>
-        <w:t>food = gameState.getFood()</w:t>
+        <w:t xml:space="preserve">food = </w:t>
+      </w:r>
+      <w:proofErr w:type="spellStart"/>
+      <w:r>
+        <w:rPr>
+          <w:lang w:val="en-US"/>
+        </w:rPr>
+        <w:t>gameState.getFood</w:t>
+      </w:r>
+      <w:proofErr w:type="spellEnd"/>
+      <w:r>
+        <w:rPr>
+          <w:lang w:val="en-US"/>
+        </w:rPr>
+        <w:t>()</w:t>
       </w:r>
     </w:p>
     <w:p>
@@ -5115,7 +7009,21 @@
         <w:rPr>
           <w:lang w:val="en-US"/>
         </w:rPr>
-        <w:t>walls = gameState.getWalls()</w:t>
+        <w:t xml:space="preserve">walls = </w:t>
+      </w:r>
+      <w:proofErr w:type="spellStart"/>
+      <w:r>
+        <w:rPr>
+          <w:lang w:val="en-US"/>
+        </w:rPr>
+        <w:t>gameState.getWalls</w:t>
+      </w:r>
+      <w:proofErr w:type="spellEnd"/>
+      <w:r>
+        <w:rPr>
+          <w:lang w:val="en-US"/>
+        </w:rPr>
+        <w:t>()</w:t>
       </w:r>
     </w:p>
     <w:p>
@@ -5132,6 +7040,7 @@
         </w:rPr>
         <w:t xml:space="preserve">problem = </w:t>
       </w:r>
+      <w:proofErr w:type="spellStart"/>
       <w:r>
         <w:rPr>
           <w:b/>
@@ -5140,11 +7049,26 @@
         </w:rPr>
         <w:t>AnyFoodSearchProblem</w:t>
       </w:r>
-      <w:r>
-        <w:rPr>
-          <w:lang w:val="en-US"/>
-        </w:rPr>
-        <w:t>(gameState)</w:t>
+      <w:proofErr w:type="spellEnd"/>
+      <w:r>
+        <w:rPr>
+          <w:lang w:val="en-US"/>
+        </w:rPr>
+        <w:t>(</w:t>
+      </w:r>
+      <w:proofErr w:type="spellStart"/>
+      <w:r>
+        <w:rPr>
+          <w:lang w:val="en-US"/>
+        </w:rPr>
+        <w:t>gameState</w:t>
+      </w:r>
+      <w:proofErr w:type="spellEnd"/>
+      <w:r>
+        <w:rPr>
+          <w:lang w:val="en-US"/>
+        </w:rPr>
+        <w:t>)</w:t>
       </w:r>
     </w:p>
     <w:p>
@@ -5167,7 +7091,15 @@
         <w:rPr>
           <w:lang w:val="en-US"/>
         </w:rPr>
-        <w:t>return search.</w:t>
+        <w:t xml:space="preserve">return </w:t>
+      </w:r>
+      <w:proofErr w:type="spellStart"/>
+      <w:proofErr w:type="gramStart"/>
+      <w:r>
+        <w:rPr>
+          <w:lang w:val="en-US"/>
+        </w:rPr>
+        <w:t>search.</w:t>
       </w:r>
       <w:r>
         <w:rPr>
@@ -5177,6 +7109,8 @@
         </w:rPr>
         <w:t>uniformCostSearch</w:t>
       </w:r>
+      <w:proofErr w:type="spellEnd"/>
+      <w:proofErr w:type="gramEnd"/>
       <w:r>
         <w:rPr>
           <w:lang w:val="en-US"/>
@@ -5192,276 +7126,186 @@
       </w:pPr>
     </w:p>
     <w:p>
-      <w:pPr>
-        <w:rPr>
-          <w:lang w:val="en-US"/>
-        </w:rPr>
-      </w:pPr>
       <w:r>
         <w:t>Поскольку</w:t>
       </w:r>
       <w:r>
-        <w:rPr>
-          <w:lang w:val="en-US"/>
-        </w:rPr>
         <w:t xml:space="preserve"> </w:t>
       </w:r>
       <w:r>
         <w:t>функция</w:t>
       </w:r>
       <w:r>
-        <w:rPr>
-          <w:lang w:val="en-US"/>
-        </w:rPr>
         <w:t xml:space="preserve"> </w:t>
       </w:r>
       <w:r>
         <w:t>решает</w:t>
       </w:r>
       <w:r>
-        <w:rPr>
-          <w:lang w:val="en-US"/>
-        </w:rPr>
         <w:t xml:space="preserve"> </w:t>
       </w:r>
       <w:r>
         <w:t>задачу</w:t>
       </w:r>
       <w:r>
-        <w:rPr>
-          <w:lang w:val="en-US"/>
-        </w:rPr>
         <w:t xml:space="preserve"> </w:t>
       </w:r>
       <w:r>
         <w:t>поиска</w:t>
       </w:r>
       <w:r>
-        <w:rPr>
-          <w:lang w:val="en-US"/>
-        </w:rPr>
         <w:t xml:space="preserve"> </w:t>
       </w:r>
       <w:r>
         <w:t>любой</w:t>
       </w:r>
       <w:r>
-        <w:rPr>
-          <w:lang w:val="en-US"/>
-        </w:rPr>
         <w:t xml:space="preserve"> </w:t>
       </w:r>
       <w:r>
         <w:t>ближайшей</w:t>
       </w:r>
       <w:r>
-        <w:rPr>
-          <w:lang w:val="en-US"/>
-        </w:rPr>
         <w:t xml:space="preserve"> </w:t>
       </w:r>
       <w:r>
         <w:t>гранулы</w:t>
       </w:r>
       <w:r>
-        <w:rPr>
-          <w:lang w:val="en-US"/>
-        </w:rPr>
         <w:t xml:space="preserve">, </w:t>
       </w:r>
       <w:r>
         <w:t>для</w:t>
       </w:r>
       <w:r>
-        <w:rPr>
-          <w:lang w:val="en-US"/>
-        </w:rPr>
         <w:t xml:space="preserve"> </w:t>
       </w:r>
       <w:r>
         <w:t>класса</w:t>
       </w:r>
       <w:r>
-        <w:rPr>
-          <w:lang w:val="en-US"/>
-        </w:rPr>
-        <w:t xml:space="preserve"> AnyFoodSearchProblem </w:t>
+        <w:t xml:space="preserve"> </w:t>
+      </w:r>
+      <w:proofErr w:type="spellStart"/>
+      <w:r>
+        <w:rPr>
+          <w:lang w:val="en-US"/>
+        </w:rPr>
+        <w:t>AnyFoodSearchProblem</w:t>
+      </w:r>
+      <w:proofErr w:type="spellEnd"/>
+      <w:r>
+        <w:t xml:space="preserve"> </w:t>
       </w:r>
       <w:r>
         <w:t>была</w:t>
       </w:r>
       <w:r>
-        <w:rPr>
-          <w:lang w:val="en-US"/>
-        </w:rPr>
         <w:t xml:space="preserve"> </w:t>
       </w:r>
       <w:r>
         <w:t>написана</w:t>
       </w:r>
       <w:r>
-        <w:rPr>
-          <w:lang w:val="en-US"/>
-        </w:rPr>
         <w:t xml:space="preserve"> </w:t>
       </w:r>
       <w:r>
         <w:t>функция</w:t>
       </w:r>
       <w:r>
-        <w:rPr>
-          <w:lang w:val="en-US"/>
-        </w:rPr>
         <w:t xml:space="preserve"> </w:t>
       </w:r>
+      <w:proofErr w:type="spellStart"/>
       <w:r>
         <w:rPr>
           <w:lang w:val="en-US"/>
         </w:rPr>
         <w:t>isGoalState</w:t>
       </w:r>
-      <w:r>
-        <w:rPr>
-          <w:lang w:val="en-US"/>
-        </w:rPr>
+      <w:proofErr w:type="spellEnd"/>
+      <w:r>
         <w:t xml:space="preserve">, </w:t>
       </w:r>
       <w:r>
         <w:t>которая</w:t>
       </w:r>
       <w:r>
-        <w:rPr>
-          <w:lang w:val="en-US"/>
-        </w:rPr>
         <w:t xml:space="preserve"> </w:t>
       </w:r>
       <w:r>
         <w:t>проверяет</w:t>
       </w:r>
       <w:r>
-        <w:rPr>
-          <w:lang w:val="en-US"/>
-        </w:rPr>
         <w:t xml:space="preserve"> </w:t>
       </w:r>
       <w:r>
         <w:t>принадлежность</w:t>
       </w:r>
       <w:r>
-        <w:rPr>
-          <w:lang w:val="en-US"/>
-        </w:rPr>
         <w:t xml:space="preserve"> </w:t>
       </w:r>
       <w:r>
         <w:t>позиции</w:t>
       </w:r>
       <w:r>
-        <w:rPr>
-          <w:lang w:val="en-US"/>
-        </w:rPr>
         <w:t xml:space="preserve"> </w:t>
       </w:r>
       <w:r>
         <w:t>списку</w:t>
       </w:r>
       <w:r>
-        <w:rPr>
-          <w:lang w:val="en-US"/>
-        </w:rPr>
         <w:t xml:space="preserve"> </w:t>
       </w:r>
       <w:r>
         <w:t>позиций</w:t>
       </w:r>
       <w:r>
-        <w:rPr>
-          <w:lang w:val="en-US"/>
-        </w:rPr>
         <w:t xml:space="preserve"> </w:t>
       </w:r>
       <w:r>
         <w:t>с</w:t>
       </w:r>
       <w:r>
-        <w:rPr>
-          <w:lang w:val="en-US"/>
-        </w:rPr>
         <w:t xml:space="preserve"> </w:t>
       </w:r>
       <w:r>
         <w:t>гранулами</w:t>
       </w:r>
       <w:r>
-        <w:rPr>
-          <w:lang w:val="en-US"/>
-        </w:rPr>
         <w:t xml:space="preserve"> (</w:t>
       </w:r>
       <w:r>
         <w:t>листинг</w:t>
       </w:r>
       <w:r>
-        <w:rPr>
-          <w:lang w:val="en-US"/>
-        </w:rPr>
         <w:t xml:space="preserve"> 3.6.2).</w:t>
       </w:r>
     </w:p>
-    <w:p>
-      <w:pPr>
-        <w:rPr>
-          <w:lang w:val="en-US"/>
-        </w:rPr>
-      </w:pPr>
-    </w:p>
-    <w:p>
-      <w:pPr>
-        <w:rPr>
-          <w:lang w:val="en-US"/>
-        </w:rPr>
-      </w:pPr>
+    <w:p/>
+    <w:p>
       <w:r>
         <w:lastRenderedPageBreak/>
         <w:t>Листинг</w:t>
       </w:r>
       <w:r>
-        <w:rPr>
-          <w:lang w:val="en-US"/>
-        </w:rPr>
         <w:t xml:space="preserve"> 3.6.</w:t>
       </w:r>
       <w:r>
-        <w:rPr>
-          <w:lang w:val="en-US"/>
-        </w:rPr>
         <w:t>2</w:t>
       </w:r>
       <w:r>
-        <w:rPr>
-          <w:lang w:val="en-US"/>
-        </w:rPr>
         <w:t xml:space="preserve"> </w:t>
       </w:r>
       <w:r>
-        <w:rPr>
-          <w:lang w:val="en-US"/>
-        </w:rPr>
         <w:t>–</w:t>
       </w:r>
       <w:r>
-        <w:rPr>
-          <w:lang w:val="en-US"/>
-        </w:rPr>
         <w:t xml:space="preserve"> </w:t>
       </w:r>
       <w:r>
         <w:t>Код</w:t>
       </w:r>
       <w:r>
-        <w:rPr>
-          <w:lang w:val="en-US"/>
-        </w:rPr>
         <w:t xml:space="preserve"> </w:t>
       </w:r>
       <w:r>
@@ -5471,45 +7315,42 @@
         <w:t>и</w:t>
       </w:r>
       <w:r>
-        <w:rPr>
-          <w:lang w:val="en-US"/>
-        </w:rPr>
         <w:t xml:space="preserve"> </w:t>
       </w:r>
+      <w:proofErr w:type="spellStart"/>
+      <w:proofErr w:type="gramStart"/>
       <w:r>
         <w:rPr>
           <w:lang w:val="en-US"/>
         </w:rPr>
         <w:t>isGoalState</w:t>
       </w:r>
-      <w:r>
-        <w:rPr>
-          <w:lang w:val="en-US"/>
-        </w:rPr>
-        <w:t xml:space="preserve">() </w:t>
+      <w:proofErr w:type="spellEnd"/>
+      <w:r>
+        <w:t>(</w:t>
+      </w:r>
+      <w:proofErr w:type="gramEnd"/>
+      <w:r>
+        <w:t xml:space="preserve">) </w:t>
       </w:r>
       <w:r>
         <w:t>класса</w:t>
       </w:r>
       <w:r>
-        <w:rPr>
-          <w:lang w:val="en-US"/>
-        </w:rPr>
         <w:t xml:space="preserve"> </w:t>
       </w:r>
+      <w:proofErr w:type="spellStart"/>
       <w:r>
         <w:rPr>
           <w:lang w:val="en-US"/>
         </w:rPr>
         <w:t>AnyFoodSearchProblem</w:t>
       </w:r>
-    </w:p>
-    <w:p>
-      <w:pPr>
-        <w:pStyle w:val="af"/>
-        <w:rPr>
-          <w:lang w:val="en-US"/>
-        </w:rPr>
+      <w:proofErr w:type="spellEnd"/>
+    </w:p>
+    <w:p>
+      <w:pPr>
+        <w:pStyle w:val="af"/>
       </w:pPr>
       <w:r>
         <w:rPr>
@@ -5518,11 +7359,10 @@
         <w:t>def</w:t>
       </w:r>
       <w:r>
-        <w:rPr>
-          <w:lang w:val="en-US"/>
-        </w:rPr>
         <w:t xml:space="preserve"> </w:t>
       </w:r>
+      <w:proofErr w:type="spellStart"/>
+      <w:proofErr w:type="gramStart"/>
       <w:r>
         <w:rPr>
           <w:b/>
@@ -5531,12 +7371,11 @@
         </w:rPr>
         <w:t>isGoalState</w:t>
       </w:r>
-      <w:r>
-        <w:rPr>
-          <w:lang w:val="en-US"/>
-        </w:rPr>
+      <w:proofErr w:type="spellEnd"/>
+      <w:r>
         <w:t>(</w:t>
       </w:r>
+      <w:proofErr w:type="gramEnd"/>
       <w:r>
         <w:rPr>
           <w:lang w:val="en-US"/>
@@ -5544,9 +7383,6 @@
         <w:t>self</w:t>
       </w:r>
       <w:r>
-        <w:rPr>
-          <w:lang w:val="en-US"/>
-        </w:rPr>
         <w:t xml:space="preserve">, </w:t>
       </w:r>
       <w:r>
@@ -5556,9 +7392,6 @@
         <w:t>state</w:t>
       </w:r>
       <w:r>
-        <w:rPr>
-          <w:lang w:val="en-US"/>
-        </w:rPr>
         <w:t>):</w:t>
       </w:r>
     </w:p>
@@ -5568,18 +7401,12 @@
         <w:ind w:left="708" w:firstLine="708"/>
       </w:pPr>
       <w:r>
-        <w:rPr>
-          <w:lang w:val="en-US"/>
-        </w:rPr>
         <w:t>"""</w:t>
       </w:r>
       <w:r>
         <w:t>Состояние</w:t>
       </w:r>
       <w:r>
-        <w:rPr>
-          <w:lang w:val="en-US"/>
-        </w:rPr>
         <w:t xml:space="preserve"> (</w:t>
       </w:r>
       <w:r>
@@ -5589,27 +7416,18 @@
         <w:t>state</w:t>
       </w:r>
       <w:r>
-        <w:rPr>
-          <w:lang w:val="en-US"/>
-        </w:rPr>
         <w:t xml:space="preserve">) — </w:t>
       </w:r>
       <w:r>
         <w:t>это</w:t>
       </w:r>
       <w:r>
-        <w:rPr>
-          <w:lang w:val="en-US"/>
-        </w:rPr>
         <w:t xml:space="preserve"> </w:t>
       </w:r>
       <w:r>
         <w:t>позиция</w:t>
       </w:r>
       <w:r>
-        <w:rPr>
-          <w:lang w:val="en-US"/>
-        </w:rPr>
         <w:t xml:space="preserve"> </w:t>
       </w:r>
       <w:r>
@@ -5619,9 +7437,6 @@
         <w:t>Pacman</w:t>
       </w:r>
       <w:r>
-        <w:rPr>
-          <w:lang w:val="en-US"/>
-        </w:rPr>
         <w:t xml:space="preserve">. </w:t>
       </w:r>
       <w:r>
@@ -5639,6 +7454,7 @@
         <w:pStyle w:val="af"/>
         <w:ind w:firstLine="1418"/>
       </w:pPr>
+      <w:proofErr w:type="gramStart"/>
       <w:r>
         <w:rPr>
           <w:lang w:val="en-US"/>
@@ -5654,6 +7470,7 @@
         </w:rPr>
         <w:t>y</w:t>
       </w:r>
+      <w:proofErr w:type="gramEnd"/>
       <w:r>
         <w:t xml:space="preserve"> = </w:t>
       </w:r>
@@ -5676,7 +7493,15 @@
         <w:rPr>
           <w:lang w:val="en-US"/>
         </w:rPr>
-        <w:t>return (x, y) in self.</w:t>
+        <w:t xml:space="preserve">return (x, y) in </w:t>
+      </w:r>
+      <w:proofErr w:type="spellStart"/>
+      <w:proofErr w:type="gramStart"/>
+      <w:r>
+        <w:rPr>
+          <w:lang w:val="en-US"/>
+        </w:rPr>
+        <w:t>self.</w:t>
       </w:r>
       <w:r>
         <w:rPr>
@@ -5684,13 +7509,39 @@
           <w:bCs/>
           <w:lang w:val="en-US"/>
         </w:rPr>
-        <w:t>food.asList</w:t>
-      </w:r>
-      <w:r>
-        <w:rPr>
-          <w:lang w:val="en-US"/>
-        </w:rPr>
-        <w:t>()</w:t>
+        <w:t>food</w:t>
+      </w:r>
+      <w:proofErr w:type="gramEnd"/>
+      <w:r>
+        <w:rPr>
+          <w:b/>
+          <w:bCs/>
+          <w:lang w:val="en-US"/>
+        </w:rPr>
+        <w:t>.</w:t>
+      </w:r>
+      <w:proofErr w:type="gramStart"/>
+      <w:r>
+        <w:rPr>
+          <w:b/>
+          <w:bCs/>
+          <w:lang w:val="en-US"/>
+        </w:rPr>
+        <w:t>asList</w:t>
+      </w:r>
+      <w:proofErr w:type="spellEnd"/>
+      <w:r>
+        <w:rPr>
+          <w:lang w:val="en-US"/>
+        </w:rPr>
+        <w:t>(</w:t>
+      </w:r>
+      <w:proofErr w:type="gramEnd"/>
+      <w:r>
+        <w:rPr>
+          <w:lang w:val="en-US"/>
+        </w:rPr>
+        <w:t>)</w:t>
       </w:r>
     </w:p>
     <w:p>
@@ -5760,12 +7611,14 @@
       <w:r>
         <w:t xml:space="preserve">Рисунок 3.6.1 – Поиск ближайших вершин в </w:t>
       </w:r>
+      <w:proofErr w:type="spellStart"/>
       <w:r>
         <w:rPr>
           <w:lang w:val="en-US"/>
         </w:rPr>
         <w:t>bigSearch</w:t>
       </w:r>
+      <w:proofErr w:type="spellEnd"/>
     </w:p>
     <w:p/>
     <w:p>
@@ -5827,9 +7680,11 @@
       <w:r>
         <w:t xml:space="preserve">Рисунок 3.6.2 – Автооценивание агента </w:t>
       </w:r>
+      <w:proofErr w:type="spellStart"/>
       <w:r>
         <w:t>ClosestDotSearchAgent</w:t>
       </w:r>
+      <w:proofErr w:type="spellEnd"/>
     </w:p>
     <w:p>
       <w:pPr>
